--- a/33_INTERAKTIV_TESZTEK/Szoftverfejlesztő teszt 2025.docx
+++ b/33_INTERAKTIV_TESZTEK/Szoftverfejlesztő teszt 2025.docx
@@ -1,6 +1,6 @@
 
 <file path=word/document.xml><?xml version="1.0" encoding="utf-8"?>
-<w:document xmlns:wpc="http://schemas.microsoft.com/office/word/2010/wordprocessingCanvas" xmlns:cx="http://schemas.microsoft.com/office/drawing/2014/chartex" xmlns:cx1="http://schemas.microsoft.com/office/drawing/2015/9/8/chartex" xmlns:cx2="http://schemas.microsoft.com/office/drawing/2015/10/21/chartex" xmlns:cx3="http://schemas.microsoft.com/office/drawing/2016/5/9/chartex" xmlns:cx4="http://schemas.microsoft.com/office/drawing/2016/5/10/chartex" xmlns:cx5="http://schemas.microsoft.com/office/drawing/2016/5/11/chartex" xmlns:cx6="http://schemas.microsoft.com/office/drawing/2016/5/12/chartex" xmlns:cx7="http://schemas.microsoft.com/office/drawing/2016/5/13/chartex" xmlns:cx8="http://schemas.microsoft.com/office/drawing/2016/5/14/chartex" xmlns:mc="http://schemas.openxmlformats.org/markup-compatibility/2006" xmlns:aink="http://schemas.microsoft.com/office/drawing/2016/ink" xmlns:am3d="http://schemas.microsoft.com/office/drawing/2017/model3d" xmlns:o="urn:schemas-microsoft-com:office:office" xmlns:oel="http://schemas.microsoft.com/office/2019/extlst" xmlns:r="http://schemas.openxmlformats.org/officeDocument/2006/relationships" xmlns:m="http://schemas.openxmlformats.org/officeDocument/2006/math" xmlns:v="urn:schemas-microsoft-com:vml" xmlns:wp14="http://schemas.microsoft.com/office/word/2010/wordprocessingDrawing" xmlns:wp="http://schemas.openxmlformats.org/drawingml/2006/wordprocessingDrawing" xmlns:w10="urn:schemas-microsoft-com:office:word" xmlns:w="http://schemas.openxmlformats.org/wordprocessingml/2006/main" xmlns:w14="http://schemas.microsoft.com/office/word/2010/wordml" xmlns:w15="http://schemas.microsoft.com/office/word/2012/wordml" xmlns:w16cex="http://schemas.microsoft.com/office/word/2018/wordml/cex" xmlns:w16cid="http://schemas.microsoft.com/office/word/2016/wordml/cid" xmlns:w16="http://schemas.microsoft.com/office/word/2018/wordml" xmlns:w16du="http://schemas.microsoft.com/office/word/2023/wordml/word16du" xmlns:w16sdtdh="http://schemas.microsoft.com/office/word/2020/wordml/sdtdatahash" xmlns:w16sdtfl="http://schemas.microsoft.com/office/word/2024/wordml/sdtformatlock" xmlns:w16se="http://schemas.microsoft.com/office/word/2015/wordml/symex" xmlns:wpg="http://schemas.microsoft.com/office/word/2010/wordprocessingGroup" xmlns:wpi="http://schemas.microsoft.com/office/word/2010/wordprocessingInk" xmlns:wne="http://schemas.microsoft.com/office/word/2006/wordml" xmlns:wps="http://schemas.microsoft.com/office/word/2010/wordprocessingShape" mc:Ignorable="w14 w15 w16se w16cid w16 w16cex w16sdtdh w16sdtfl w16du wp14">
+<w:document xmlns:wpc="http://schemas.microsoft.com/office/word/2010/wordprocessingCanvas" xmlns:cx="http://schemas.microsoft.com/office/drawing/2014/chartex" xmlns:cx1="http://schemas.microsoft.com/office/drawing/2015/9/8/chartex" xmlns:cx2="http://schemas.microsoft.com/office/drawing/2015/10/21/chartex" xmlns:cx3="http://schemas.microsoft.com/office/drawing/2016/5/9/chartex" xmlns:cx4="http://schemas.microsoft.com/office/drawing/2016/5/10/chartex" xmlns:cx5="http://schemas.microsoft.com/office/drawing/2016/5/11/chartex" xmlns:cx6="http://schemas.microsoft.com/office/drawing/2016/5/12/chartex" xmlns:cx7="http://schemas.microsoft.com/office/drawing/2016/5/13/chartex" xmlns:cx8="http://schemas.microsoft.com/office/drawing/2016/5/14/chartex" xmlns:mc="http://schemas.openxmlformats.org/markup-compatibility/2006" xmlns:aink="http://schemas.microsoft.com/office/drawing/2016/ink" xmlns:am3d="http://schemas.microsoft.com/office/drawing/2017/model3d" xmlns:o="urn:schemas-microsoft-com:office:office" xmlns:r="http://schemas.openxmlformats.org/officeDocument/2006/relationships" xmlns:m="http://schemas.openxmlformats.org/officeDocument/2006/math" xmlns:v="urn:schemas-microsoft-com:vml" xmlns:wp14="http://schemas.microsoft.com/office/word/2010/wordprocessingDrawing" xmlns:wp="http://schemas.openxmlformats.org/drawingml/2006/wordprocessingDrawing" xmlns:w10="urn:schemas-microsoft-com:office:word" xmlns:w="http://schemas.openxmlformats.org/wordprocessingml/2006/main" xmlns:w14="http://schemas.microsoft.com/office/word/2010/wordml" xmlns:w15="http://schemas.microsoft.com/office/word/2012/wordml" xmlns:w16cex="http://schemas.microsoft.com/office/word/2018/wordml/cex" xmlns:w16cid="http://schemas.microsoft.com/office/word/2016/wordml/cid" xmlns:w16="http://schemas.microsoft.com/office/word/2018/wordml" xmlns:w16sdtdh="http://schemas.microsoft.com/office/word/2020/wordml/sdtdatahash" xmlns:w16se="http://schemas.microsoft.com/office/word/2015/wordml/symex" xmlns:wpg="http://schemas.microsoft.com/office/word/2010/wordprocessingGroup" xmlns:wpi="http://schemas.microsoft.com/office/word/2010/wordprocessingInk" xmlns:wne="http://schemas.microsoft.com/office/word/2006/wordml" xmlns:wps="http://schemas.microsoft.com/office/word/2010/wordprocessingShape" mc:Ignorable="w14 w15 w16se w16cid w16 w16cex w16sdtdh wp14">
   <w:body>
     <w:p>
       <w:pPr>
@@ -22,7 +22,133 @@
           <w:sz w:val="18"/>
           <w:szCs w:val="18"/>
         </w:rPr>
-        <w:t>A távoli GitHub repository klónozva lett a helyi gépre (git clone segítségével). A helyi repository-ban az egyik állományon változtatást végzett, majd kiadta a „git commit” utasítást a megfelelő paraméterekkel, de azt tapasztalja, hogy a távoli GitHub repository-ban nem látszódik a változás.</w:t>
+        <w:t xml:space="preserve">A távoli GitHub </w:t>
+      </w:r>
+      <w:proofErr w:type="spellStart"/>
+      <w:r>
+        <w:rPr>
+          <w:rFonts w:ascii="Arial" w:hAnsi="Arial" w:cs="Arial"/>
+          <w:sz w:val="18"/>
+          <w:szCs w:val="18"/>
+        </w:rPr>
+        <w:t>repository</w:t>
+      </w:r>
+      <w:proofErr w:type="spellEnd"/>
+      <w:r>
+        <w:rPr>
+          <w:rFonts w:ascii="Arial" w:hAnsi="Arial" w:cs="Arial"/>
+          <w:sz w:val="18"/>
+          <w:szCs w:val="18"/>
+        </w:rPr>
+        <w:t xml:space="preserve"> klónozva lett a helyi gépre (</w:t>
+      </w:r>
+      <w:proofErr w:type="spellStart"/>
+      <w:r>
+        <w:rPr>
+          <w:rFonts w:ascii="Arial" w:hAnsi="Arial" w:cs="Arial"/>
+          <w:sz w:val="18"/>
+          <w:szCs w:val="18"/>
+        </w:rPr>
+        <w:t>git</w:t>
+      </w:r>
+      <w:proofErr w:type="spellEnd"/>
+      <w:r>
+        <w:rPr>
+          <w:rFonts w:ascii="Arial" w:hAnsi="Arial" w:cs="Arial"/>
+          <w:sz w:val="18"/>
+          <w:szCs w:val="18"/>
+        </w:rPr>
+        <w:t xml:space="preserve"> </w:t>
+      </w:r>
+      <w:proofErr w:type="spellStart"/>
+      <w:r>
+        <w:rPr>
+          <w:rFonts w:ascii="Arial" w:hAnsi="Arial" w:cs="Arial"/>
+          <w:sz w:val="18"/>
+          <w:szCs w:val="18"/>
+        </w:rPr>
+        <w:t>clone</w:t>
+      </w:r>
+      <w:proofErr w:type="spellEnd"/>
+      <w:r>
+        <w:rPr>
+          <w:rFonts w:ascii="Arial" w:hAnsi="Arial" w:cs="Arial"/>
+          <w:sz w:val="18"/>
+          <w:szCs w:val="18"/>
+        </w:rPr>
+        <w:t xml:space="preserve"> segítségével). A helyi </w:t>
+      </w:r>
+      <w:proofErr w:type="spellStart"/>
+      <w:r>
+        <w:rPr>
+          <w:rFonts w:ascii="Arial" w:hAnsi="Arial" w:cs="Arial"/>
+          <w:sz w:val="18"/>
+          <w:szCs w:val="18"/>
+        </w:rPr>
+        <w:t>repository</w:t>
+      </w:r>
+      <w:proofErr w:type="spellEnd"/>
+      <w:r>
+        <w:rPr>
+          <w:rFonts w:ascii="Arial" w:hAnsi="Arial" w:cs="Arial"/>
+          <w:sz w:val="18"/>
+          <w:szCs w:val="18"/>
+        </w:rPr>
+        <w:t>-ban az egyik állományon változtatást végzett, majd kiadta a „</w:t>
+      </w:r>
+      <w:proofErr w:type="spellStart"/>
+      <w:r>
+        <w:rPr>
+          <w:rFonts w:ascii="Arial" w:hAnsi="Arial" w:cs="Arial"/>
+          <w:sz w:val="18"/>
+          <w:szCs w:val="18"/>
+        </w:rPr>
+        <w:t>git</w:t>
+      </w:r>
+      <w:proofErr w:type="spellEnd"/>
+      <w:r>
+        <w:rPr>
+          <w:rFonts w:ascii="Arial" w:hAnsi="Arial" w:cs="Arial"/>
+          <w:sz w:val="18"/>
+          <w:szCs w:val="18"/>
+        </w:rPr>
+        <w:t xml:space="preserve"> </w:t>
+      </w:r>
+      <w:proofErr w:type="spellStart"/>
+      <w:r>
+        <w:rPr>
+          <w:rFonts w:ascii="Arial" w:hAnsi="Arial" w:cs="Arial"/>
+          <w:sz w:val="18"/>
+          <w:szCs w:val="18"/>
+        </w:rPr>
+        <w:t>commit</w:t>
+      </w:r>
+      <w:proofErr w:type="spellEnd"/>
+      <w:r>
+        <w:rPr>
+          <w:rFonts w:ascii="Arial" w:hAnsi="Arial" w:cs="Arial"/>
+          <w:sz w:val="18"/>
+          <w:szCs w:val="18"/>
+        </w:rPr>
+        <w:t xml:space="preserve">” utasítást a megfelelő paraméterekkel, de azt tapasztalja, hogy a távoli GitHub </w:t>
+      </w:r>
+      <w:proofErr w:type="spellStart"/>
+      <w:r>
+        <w:rPr>
+          <w:rFonts w:ascii="Arial" w:hAnsi="Arial" w:cs="Arial"/>
+          <w:sz w:val="18"/>
+          <w:szCs w:val="18"/>
+        </w:rPr>
+        <w:t>repository</w:t>
+      </w:r>
+      <w:proofErr w:type="spellEnd"/>
+      <w:r>
+        <w:rPr>
+          <w:rFonts w:ascii="Arial" w:hAnsi="Arial" w:cs="Arial"/>
+          <w:sz w:val="18"/>
+          <w:szCs w:val="18"/>
+        </w:rPr>
+        <w:t>-ban nem látszódik a változás.</w:t>
       </w:r>
     </w:p>
     <w:p>
@@ -45,7 +171,61 @@
           <w:sz w:val="18"/>
           <w:szCs w:val="18"/>
         </w:rPr>
-        <w:t>A távoli repository-ban csak akkor lesz érvényes a változtatás, ha a „git push” utasítást kiadjuk.</w:t>
+        <w:t xml:space="preserve">A távoli </w:t>
+      </w:r>
+      <w:proofErr w:type="spellStart"/>
+      <w:r>
+        <w:rPr>
+          <w:rFonts w:ascii="Arial" w:hAnsi="Arial" w:cs="Arial"/>
+          <w:sz w:val="18"/>
+          <w:szCs w:val="18"/>
+        </w:rPr>
+        <w:t>repository</w:t>
+      </w:r>
+      <w:proofErr w:type="spellEnd"/>
+      <w:r>
+        <w:rPr>
+          <w:rFonts w:ascii="Arial" w:hAnsi="Arial" w:cs="Arial"/>
+          <w:sz w:val="18"/>
+          <w:szCs w:val="18"/>
+        </w:rPr>
+        <w:t>-ban csak akkor lesz érvényes a változtatás, ha a „</w:t>
+      </w:r>
+      <w:proofErr w:type="spellStart"/>
+      <w:r>
+        <w:rPr>
+          <w:rFonts w:ascii="Arial" w:hAnsi="Arial" w:cs="Arial"/>
+          <w:sz w:val="18"/>
+          <w:szCs w:val="18"/>
+        </w:rPr>
+        <w:t>git</w:t>
+      </w:r>
+      <w:proofErr w:type="spellEnd"/>
+      <w:r>
+        <w:rPr>
+          <w:rFonts w:ascii="Arial" w:hAnsi="Arial" w:cs="Arial"/>
+          <w:sz w:val="18"/>
+          <w:szCs w:val="18"/>
+        </w:rPr>
+        <w:t xml:space="preserve"> </w:t>
+      </w:r>
+      <w:proofErr w:type="spellStart"/>
+      <w:r>
+        <w:rPr>
+          <w:rFonts w:ascii="Arial" w:hAnsi="Arial" w:cs="Arial"/>
+          <w:sz w:val="18"/>
+          <w:szCs w:val="18"/>
+        </w:rPr>
+        <w:t>push</w:t>
+      </w:r>
+      <w:proofErr w:type="spellEnd"/>
+      <w:r>
+        <w:rPr>
+          <w:rFonts w:ascii="Arial" w:hAnsi="Arial" w:cs="Arial"/>
+          <w:sz w:val="18"/>
+          <w:szCs w:val="18"/>
+        </w:rPr>
+        <w:t>” utasítást kiadjuk.</w:t>
       </w:r>
     </w:p>
     <w:p>
@@ -91,7 +271,25 @@
           <w:sz w:val="18"/>
           <w:szCs w:val="18"/>
         </w:rPr>
-        <w:t>Csak akkor fog látszódni, ha manuálisan töltjük fel a változást a GitHub repository weboldalán.</w:t>
+        <w:t xml:space="preserve">Csak akkor fog látszódni, ha manuálisan töltjük fel a változást a GitHub </w:t>
+      </w:r>
+      <w:proofErr w:type="spellStart"/>
+      <w:r>
+        <w:rPr>
+          <w:rFonts w:ascii="Arial" w:hAnsi="Arial" w:cs="Arial"/>
+          <w:sz w:val="18"/>
+          <w:szCs w:val="18"/>
+        </w:rPr>
+        <w:t>repository</w:t>
+      </w:r>
+      <w:proofErr w:type="spellEnd"/>
+      <w:r>
+        <w:rPr>
+          <w:rFonts w:ascii="Arial" w:hAnsi="Arial" w:cs="Arial"/>
+          <w:sz w:val="18"/>
+          <w:szCs w:val="18"/>
+        </w:rPr>
+        <w:t xml:space="preserve"> weboldalán.</w:t>
       </w:r>
     </w:p>
     <w:p>
@@ -114,7 +312,43 @@
           <w:sz w:val="18"/>
           <w:szCs w:val="18"/>
         </w:rPr>
-        <w:t>Ismét ki kell adni a git clone utasítást.</w:t>
+        <w:t xml:space="preserve">Ismét ki kell adni a </w:t>
+      </w:r>
+      <w:proofErr w:type="spellStart"/>
+      <w:r>
+        <w:rPr>
+          <w:rFonts w:ascii="Arial" w:hAnsi="Arial" w:cs="Arial"/>
+          <w:sz w:val="18"/>
+          <w:szCs w:val="18"/>
+        </w:rPr>
+        <w:t>git</w:t>
+      </w:r>
+      <w:proofErr w:type="spellEnd"/>
+      <w:r>
+        <w:rPr>
+          <w:rFonts w:ascii="Arial" w:hAnsi="Arial" w:cs="Arial"/>
+          <w:sz w:val="18"/>
+          <w:szCs w:val="18"/>
+        </w:rPr>
+        <w:t xml:space="preserve"> </w:t>
+      </w:r>
+      <w:proofErr w:type="spellStart"/>
+      <w:r>
+        <w:rPr>
+          <w:rFonts w:ascii="Arial" w:hAnsi="Arial" w:cs="Arial"/>
+          <w:sz w:val="18"/>
+          <w:szCs w:val="18"/>
+        </w:rPr>
+        <w:t>clone</w:t>
+      </w:r>
+      <w:proofErr w:type="spellEnd"/>
+      <w:r>
+        <w:rPr>
+          <w:rFonts w:ascii="Arial" w:hAnsi="Arial" w:cs="Arial"/>
+          <w:sz w:val="18"/>
+          <w:szCs w:val="18"/>
+        </w:rPr>
+        <w:t xml:space="preserve"> utasítást.</w:t>
       </w:r>
     </w:p>
     <w:p>
@@ -147,7 +381,43 @@
           <w:sz w:val="18"/>
           <w:szCs w:val="18"/>
         </w:rPr>
-        <w:t>Melyek az igaz állítások a Git és Github használatára vonatkozóan?</w:t>
+        <w:t xml:space="preserve">Melyek az igaz állítások a </w:t>
+      </w:r>
+      <w:proofErr w:type="spellStart"/>
+      <w:r>
+        <w:rPr>
+          <w:rFonts w:ascii="Arial" w:hAnsi="Arial" w:cs="Arial"/>
+          <w:sz w:val="18"/>
+          <w:szCs w:val="18"/>
+        </w:rPr>
+        <w:t>Git</w:t>
+      </w:r>
+      <w:proofErr w:type="spellEnd"/>
+      <w:r>
+        <w:rPr>
+          <w:rFonts w:ascii="Arial" w:hAnsi="Arial" w:cs="Arial"/>
+          <w:sz w:val="18"/>
+          <w:szCs w:val="18"/>
+        </w:rPr>
+        <w:t xml:space="preserve"> és </w:t>
+      </w:r>
+      <w:proofErr w:type="spellStart"/>
+      <w:r>
+        <w:rPr>
+          <w:rFonts w:ascii="Arial" w:hAnsi="Arial" w:cs="Arial"/>
+          <w:sz w:val="18"/>
+          <w:szCs w:val="18"/>
+        </w:rPr>
+        <w:t>Github</w:t>
+      </w:r>
+      <w:proofErr w:type="spellEnd"/>
+      <w:r>
+        <w:rPr>
+          <w:rFonts w:ascii="Arial" w:hAnsi="Arial" w:cs="Arial"/>
+          <w:sz w:val="18"/>
+          <w:szCs w:val="18"/>
+        </w:rPr>
+        <w:t xml:space="preserve"> használatára vonatkozóan?</w:t>
       </w:r>
     </w:p>
     <w:p>
@@ -170,7 +440,43 @@
           <w:sz w:val="18"/>
           <w:szCs w:val="18"/>
         </w:rPr>
-        <w:t>Be lehet úgy állítani a GitHun repository-t, hogy bárki tudja olvasni a tartalmát regisztráció nélkül is.</w:t>
+        <w:t xml:space="preserve">Be lehet úgy állítani a </w:t>
+      </w:r>
+      <w:proofErr w:type="spellStart"/>
+      <w:r>
+        <w:rPr>
+          <w:rFonts w:ascii="Arial" w:hAnsi="Arial" w:cs="Arial"/>
+          <w:sz w:val="18"/>
+          <w:szCs w:val="18"/>
+        </w:rPr>
+        <w:t>GitHun</w:t>
+      </w:r>
+      <w:proofErr w:type="spellEnd"/>
+      <w:r>
+        <w:rPr>
+          <w:rFonts w:ascii="Arial" w:hAnsi="Arial" w:cs="Arial"/>
+          <w:sz w:val="18"/>
+          <w:szCs w:val="18"/>
+        </w:rPr>
+        <w:t xml:space="preserve"> </w:t>
+      </w:r>
+      <w:proofErr w:type="spellStart"/>
+      <w:r>
+        <w:rPr>
+          <w:rFonts w:ascii="Arial" w:hAnsi="Arial" w:cs="Arial"/>
+          <w:sz w:val="18"/>
+          <w:szCs w:val="18"/>
+        </w:rPr>
+        <w:t>repository</w:t>
+      </w:r>
+      <w:proofErr w:type="spellEnd"/>
+      <w:r>
+        <w:rPr>
+          <w:rFonts w:ascii="Arial" w:hAnsi="Arial" w:cs="Arial"/>
+          <w:sz w:val="18"/>
+          <w:szCs w:val="18"/>
+        </w:rPr>
+        <w:t>-t, hogy bárki tudja olvasni a tartalmát regisztráció nélkül is.</w:t>
       </w:r>
     </w:p>
     <w:p>
@@ -193,7 +499,25 @@
           <w:sz w:val="18"/>
           <w:szCs w:val="18"/>
         </w:rPr>
-        <w:t>Van olyan fejlesztői környezet, amely támogatja a GitHub repository-val szinkronizálást.</w:t>
+        <w:t xml:space="preserve">Van olyan fejlesztői környezet, amely támogatja a GitHub </w:t>
+      </w:r>
+      <w:proofErr w:type="spellStart"/>
+      <w:r>
+        <w:rPr>
+          <w:rFonts w:ascii="Arial" w:hAnsi="Arial" w:cs="Arial"/>
+          <w:sz w:val="18"/>
+          <w:szCs w:val="18"/>
+        </w:rPr>
+        <w:t>repository-val</w:t>
+      </w:r>
+      <w:proofErr w:type="spellEnd"/>
+      <w:r>
+        <w:rPr>
+          <w:rFonts w:ascii="Arial" w:hAnsi="Arial" w:cs="Arial"/>
+          <w:sz w:val="18"/>
+          <w:szCs w:val="18"/>
+        </w:rPr>
+        <w:t xml:space="preserve"> szinkronizálást.</w:t>
       </w:r>
     </w:p>
     <w:p>
@@ -216,7 +540,25 @@
           <w:sz w:val="18"/>
           <w:szCs w:val="18"/>
         </w:rPr>
-        <w:t>A GitHub felhasználói fiókon csak egy repository hozható létre, ha többet szeretnénk, akkor új fiókot kell regisztrálni.</w:t>
+        <w:t xml:space="preserve">A GitHub felhasználói fiókon csak egy </w:t>
+      </w:r>
+      <w:proofErr w:type="spellStart"/>
+      <w:r>
+        <w:rPr>
+          <w:rFonts w:ascii="Arial" w:hAnsi="Arial" w:cs="Arial"/>
+          <w:sz w:val="18"/>
+          <w:szCs w:val="18"/>
+        </w:rPr>
+        <w:t>repository</w:t>
+      </w:r>
+      <w:proofErr w:type="spellEnd"/>
+      <w:r>
+        <w:rPr>
+          <w:rFonts w:ascii="Arial" w:hAnsi="Arial" w:cs="Arial"/>
+          <w:sz w:val="18"/>
+          <w:szCs w:val="18"/>
+        </w:rPr>
+        <w:t xml:space="preserve"> hozható létre, ha többet szeretnénk, akkor új fiókot kell regisztrálni.</w:t>
       </w:r>
     </w:p>
     <w:p>
@@ -239,7 +581,25 @@
           <w:sz w:val="18"/>
           <w:szCs w:val="18"/>
         </w:rPr>
-        <w:t>A repository-t mindenképpen a helyi gépen kell először létrehozni, és csak utána lehet a távolin létrehozni.</w:t>
+        <w:t xml:space="preserve">A </w:t>
+      </w:r>
+      <w:proofErr w:type="spellStart"/>
+      <w:r>
+        <w:rPr>
+          <w:rFonts w:ascii="Arial" w:hAnsi="Arial" w:cs="Arial"/>
+          <w:sz w:val="18"/>
+          <w:szCs w:val="18"/>
+        </w:rPr>
+        <w:t>repository</w:t>
+      </w:r>
+      <w:proofErr w:type="spellEnd"/>
+      <w:r>
+        <w:rPr>
+          <w:rFonts w:ascii="Arial" w:hAnsi="Arial" w:cs="Arial"/>
+          <w:sz w:val="18"/>
+          <w:szCs w:val="18"/>
+        </w:rPr>
+        <w:t>-t mindenképpen a helyi gépen kell először létrehozni, és csak utána lehet a távolin létrehozni.</w:t>
       </w:r>
     </w:p>
     <w:p>
@@ -272,7 +632,25 @@
           <w:sz w:val="18"/>
           <w:szCs w:val="18"/>
         </w:rPr>
-        <w:t>A weboldal felső menüjében szeretnénk olyan menüpontotkat létrehozni, amelyekre kattintva az adott weblapon belüli részekre lehet ugrani. Mivel oldható ez meg?</w:t>
+        <w:t xml:space="preserve">A weboldal felső menüjében szeretnénk olyan </w:t>
+      </w:r>
+      <w:proofErr w:type="spellStart"/>
+      <w:r>
+        <w:rPr>
+          <w:rFonts w:ascii="Arial" w:hAnsi="Arial" w:cs="Arial"/>
+          <w:sz w:val="18"/>
+          <w:szCs w:val="18"/>
+        </w:rPr>
+        <w:t>menüpontotkat</w:t>
+      </w:r>
+      <w:proofErr w:type="spellEnd"/>
+      <w:r>
+        <w:rPr>
+          <w:rFonts w:ascii="Arial" w:hAnsi="Arial" w:cs="Arial"/>
+          <w:sz w:val="18"/>
+          <w:szCs w:val="18"/>
+        </w:rPr>
+        <w:t xml:space="preserve"> létrehozni, amelyekre kattintva az adott weblapon belüli részekre lehet ugrani. Mivel oldható ez meg?</w:t>
       </w:r>
     </w:p>
     <w:p>
@@ -295,7 +673,25 @@
           <w:sz w:val="18"/>
           <w:szCs w:val="18"/>
         </w:rPr>
-        <w:t>A hivatkozásnál elegendő a href után a keresendő szöveget beírni, és a böngésző automatikusan megkeresi a megfelelő szöveget, ahova ugrani lehet.</w:t>
+        <w:t xml:space="preserve">A hivatkozásnál elegendő a </w:t>
+      </w:r>
+      <w:proofErr w:type="spellStart"/>
+      <w:r>
+        <w:rPr>
+          <w:rFonts w:ascii="Arial" w:hAnsi="Arial" w:cs="Arial"/>
+          <w:sz w:val="18"/>
+          <w:szCs w:val="18"/>
+        </w:rPr>
+        <w:t>href</w:t>
+      </w:r>
+      <w:proofErr w:type="spellEnd"/>
+      <w:r>
+        <w:rPr>
+          <w:rFonts w:ascii="Arial" w:hAnsi="Arial" w:cs="Arial"/>
+          <w:sz w:val="18"/>
+          <w:szCs w:val="18"/>
+        </w:rPr>
+        <w:t xml:space="preserve"> után a keresendő szöveget beírni, és a böngésző automatikusan megkeresi a megfelelő szöveget, ahova ugrani lehet.</w:t>
       </w:r>
     </w:p>
     <w:p>
@@ -342,7 +738,25 @@
           <w:sz w:val="18"/>
           <w:szCs w:val="18"/>
         </w:rPr>
-        <w:t>, ott azonosítót (id, például „teszt”) állítunk be a megfelelő elemhez, és a hivatkozásnál #teszt segítségével lehet a megfelelő helyre ugrani.</w:t>
+        <w:t>, ott azonosítót (</w:t>
+      </w:r>
+      <w:proofErr w:type="spellStart"/>
+      <w:r>
+        <w:rPr>
+          <w:rFonts w:ascii="Arial" w:hAnsi="Arial" w:cs="Arial"/>
+          <w:sz w:val="18"/>
+          <w:szCs w:val="18"/>
+        </w:rPr>
+        <w:t>id</w:t>
+      </w:r>
+      <w:proofErr w:type="spellEnd"/>
+      <w:r>
+        <w:rPr>
+          <w:rFonts w:ascii="Arial" w:hAnsi="Arial" w:cs="Arial"/>
+          <w:sz w:val="18"/>
+          <w:szCs w:val="18"/>
+        </w:rPr>
+        <w:t>, például „teszt”) állítunk be a megfelelő elemhez, és a hivatkozásnál #teszt segítségével lehet a megfelelő helyre ugrani.</w:t>
       </w:r>
     </w:p>
     <w:p>
@@ -388,7 +802,25 @@
           <w:sz w:val="18"/>
           <w:szCs w:val="18"/>
         </w:rPr>
-        <w:t>Ahova szeretnénk ugrani, ott osztályt (class, például „valami”) állítunk be a megfelelő elemhez, és a hivatkozásnál #valami segítségével lehet a megfelelő helyre ugrani.</w:t>
+        <w:t>Ahova szeretnénk ugrani, ott osztályt (</w:t>
+      </w:r>
+      <w:proofErr w:type="spellStart"/>
+      <w:r>
+        <w:rPr>
+          <w:rFonts w:ascii="Arial" w:hAnsi="Arial" w:cs="Arial"/>
+          <w:sz w:val="18"/>
+          <w:szCs w:val="18"/>
+        </w:rPr>
+        <w:t>class</w:t>
+      </w:r>
+      <w:proofErr w:type="spellEnd"/>
+      <w:r>
+        <w:rPr>
+          <w:rFonts w:ascii="Arial" w:hAnsi="Arial" w:cs="Arial"/>
+          <w:sz w:val="18"/>
+          <w:szCs w:val="18"/>
+        </w:rPr>
+        <w:t>, például „valami”) állítunk be a megfelelő elemhez, és a hivatkozásnál #valami segítségével lehet a megfelelő helyre ugrani.</w:t>
       </w:r>
     </w:p>
     <w:p>
@@ -469,14 +901,6 @@
               </w:rPr>
               <w:t xml:space="preserve"> </w:t>
             </w:r>
-            <w:r>
-              <w:rPr>
-                <w:rFonts w:ascii="Arial" w:hAnsi="Arial" w:cs="Arial"/>
-                <w:sz w:val="18"/>
-                <w:szCs w:val="18"/>
-              </w:rPr>
-              <w:t>font-weight</w:t>
-            </w:r>
           </w:p>
           <w:p>
             <w:pPr>
@@ -507,14 +931,6 @@
                 <w:szCs w:val="18"/>
               </w:rPr>
               <w:t xml:space="preserve"> </w:t>
-            </w:r>
-            <w:r>
-              <w:rPr>
-                <w:rFonts w:ascii="Arial" w:hAnsi="Arial" w:cs="Arial"/>
-                <w:sz w:val="18"/>
-                <w:szCs w:val="18"/>
-              </w:rPr>
-              <w:t>font-style</w:t>
             </w:r>
           </w:p>
           <w:p>
@@ -547,14 +963,6 @@
               </w:rPr>
               <w:t xml:space="preserve"> </w:t>
             </w:r>
-            <w:r>
-              <w:rPr>
-                <w:rFonts w:ascii="Arial" w:hAnsi="Arial" w:cs="Arial"/>
-                <w:sz w:val="18"/>
-                <w:szCs w:val="18"/>
-              </w:rPr>
-              <w:t>font-family</w:t>
-            </w:r>
           </w:p>
           <w:p>
             <w:pPr>
@@ -585,14 +993,6 @@
                 <w:szCs w:val="18"/>
               </w:rPr>
               <w:t xml:space="preserve"> </w:t>
-            </w:r>
-            <w:r>
-              <w:rPr>
-                <w:rFonts w:ascii="Arial" w:hAnsi="Arial" w:cs="Arial"/>
-                <w:sz w:val="18"/>
-                <w:szCs w:val="18"/>
-              </w:rPr>
-              <w:t>font-variant</w:t>
             </w:r>
           </w:p>
         </w:tc>
@@ -627,6 +1027,116 @@
                 <w:szCs w:val="18"/>
               </w:rPr>
             </w:pPr>
+            <w:r>
+              <w:rPr>
+                <w:rFonts w:ascii="Arial" w:hAnsi="Arial" w:cs="Arial"/>
+                <w:sz w:val="18"/>
+                <w:szCs w:val="18"/>
+              </w:rPr>
+              <w:t>font-</w:t>
+            </w:r>
+            <w:proofErr w:type="spellStart"/>
+            <w:r>
+              <w:rPr>
+                <w:rFonts w:ascii="Arial" w:hAnsi="Arial" w:cs="Arial"/>
+                <w:sz w:val="18"/>
+                <w:szCs w:val="18"/>
+              </w:rPr>
+              <w:t>variant</w:t>
+            </w:r>
+            <w:proofErr w:type="spellEnd"/>
+            <w:r>
+              <w:rPr>
+                <w:rFonts w:ascii="Arial" w:hAnsi="Arial" w:cs="Arial"/>
+                <w:sz w:val="18"/>
+                <w:szCs w:val="18"/>
+              </w:rPr>
+              <w:t xml:space="preserve"> </w:t>
+            </w:r>
+          </w:p>
+          <w:p>
+            <w:pPr>
+              <w:spacing w:after="120"/>
+              <w:rPr>
+                <w:rFonts w:ascii="Arial" w:hAnsi="Arial" w:cs="Arial"/>
+                <w:sz w:val="18"/>
+                <w:szCs w:val="18"/>
+              </w:rPr>
+            </w:pPr>
+            <w:r>
+              <w:rPr>
+                <w:rFonts w:ascii="Arial" w:hAnsi="Arial" w:cs="Arial"/>
+                <w:sz w:val="18"/>
+                <w:szCs w:val="18"/>
+              </w:rPr>
+              <w:t>font-</w:t>
+            </w:r>
+            <w:proofErr w:type="spellStart"/>
+            <w:r>
+              <w:rPr>
+                <w:rFonts w:ascii="Arial" w:hAnsi="Arial" w:cs="Arial"/>
+                <w:sz w:val="18"/>
+                <w:szCs w:val="18"/>
+              </w:rPr>
+              <w:t>style</w:t>
+            </w:r>
+            <w:proofErr w:type="spellEnd"/>
+          </w:p>
+          <w:p>
+            <w:pPr>
+              <w:spacing w:after="120"/>
+              <w:rPr>
+                <w:rFonts w:ascii="Arial" w:hAnsi="Arial" w:cs="Arial"/>
+                <w:sz w:val="18"/>
+                <w:szCs w:val="18"/>
+              </w:rPr>
+            </w:pPr>
+            <w:r>
+              <w:rPr>
+                <w:rFonts w:ascii="Arial" w:hAnsi="Arial" w:cs="Arial"/>
+                <w:sz w:val="18"/>
+                <w:szCs w:val="18"/>
+              </w:rPr>
+              <w:t>font-</w:t>
+            </w:r>
+            <w:proofErr w:type="spellStart"/>
+            <w:r>
+              <w:rPr>
+                <w:rFonts w:ascii="Arial" w:hAnsi="Arial" w:cs="Arial"/>
+                <w:sz w:val="18"/>
+                <w:szCs w:val="18"/>
+              </w:rPr>
+              <w:t>family</w:t>
+            </w:r>
+            <w:proofErr w:type="spellEnd"/>
+          </w:p>
+          <w:p>
+            <w:pPr>
+              <w:spacing w:after="120"/>
+              <w:rPr>
+                <w:rFonts w:ascii="Arial" w:hAnsi="Arial" w:cs="Arial"/>
+                <w:sz w:val="18"/>
+                <w:szCs w:val="18"/>
+              </w:rPr>
+            </w:pPr>
+            <w:r>
+              <w:rPr>
+                <w:rFonts w:ascii="Arial" w:hAnsi="Arial" w:cs="Arial"/>
+                <w:sz w:val="18"/>
+                <w:szCs w:val="18"/>
+              </w:rPr>
+              <w:t>font-</w:t>
+            </w:r>
+            <w:proofErr w:type="spellStart"/>
+            <w:r>
+              <w:rPr>
+                <w:rFonts w:ascii="Arial" w:hAnsi="Arial" w:cs="Arial"/>
+                <w:sz w:val="18"/>
+                <w:szCs w:val="18"/>
+              </w:rPr>
+              <w:t>weight</w:t>
+            </w:r>
+            <w:proofErr w:type="spellEnd"/>
           </w:p>
         </w:tc>
       </w:tr>
@@ -757,6 +1267,7 @@
           <w14:ligatures w14:val="none"/>
         </w:rPr>
       </w:pPr>
+      <w:proofErr w:type="spellStart"/>
       <w:r>
         <w:rPr>
           <w:rFonts w:ascii="Arial" w:eastAsia="Times New Roman" w:hAnsi="Arial" w:cs="Arial"/>
@@ -793,6 +1304,7 @@
         </w:rPr>
         <w:t>getElementById</w:t>
       </w:r>
+      <w:proofErr w:type="spellEnd"/>
       <w:r>
         <w:rPr>
           <w:rFonts w:ascii="Arial" w:eastAsia="Times New Roman" w:hAnsi="Arial" w:cs="Arial"/>
@@ -815,7 +1327,33 @@
           <w:lang w:eastAsia="hu-HU"/>
           <w14:ligatures w14:val="none"/>
         </w:rPr>
-        <w:t>"result"</w:t>
+        <w:t>"</w:t>
+      </w:r>
+      <w:proofErr w:type="spellStart"/>
+      <w:r>
+        <w:rPr>
+          <w:rFonts w:ascii="Arial" w:eastAsia="Times New Roman" w:hAnsi="Arial" w:cs="Arial"/>
+          <w:color w:val="A31515"/>
+          <w:kern w:val="0"/>
+          <w:sz w:val="18"/>
+          <w:szCs w:val="18"/>
+          <w:lang w:eastAsia="hu-HU"/>
+          <w14:ligatures w14:val="none"/>
+        </w:rPr>
+        <w:t>result</w:t>
+      </w:r>
+      <w:proofErr w:type="spellEnd"/>
+      <w:r>
+        <w:rPr>
+          <w:rFonts w:ascii="Arial" w:eastAsia="Times New Roman" w:hAnsi="Arial" w:cs="Arial"/>
+          <w:color w:val="A31515"/>
+          <w:kern w:val="0"/>
+          <w:sz w:val="18"/>
+          <w:szCs w:val="18"/>
+          <w:lang w:eastAsia="hu-HU"/>
+          <w14:ligatures w14:val="none"/>
+        </w:rPr>
+        <w:t>"</w:t>
       </w:r>
       <w:r>
         <w:rPr>
@@ -829,6 +1367,7 @@
         </w:rPr>
         <w:t>).</w:t>
       </w:r>
+      <w:proofErr w:type="spellStart"/>
       <w:r>
         <w:rPr>
           <w:rFonts w:ascii="Arial" w:eastAsia="Times New Roman" w:hAnsi="Arial" w:cs="Arial"/>
@@ -841,6 +1380,7 @@
         </w:rPr>
         <w:t>innerHTML</w:t>
       </w:r>
+      <w:proofErr w:type="spellEnd"/>
       <w:r>
         <w:rPr>
           <w:rFonts w:ascii="Arial" w:eastAsia="Times New Roman" w:hAnsi="Arial" w:cs="Arial"/>
@@ -897,6 +1437,7 @@
           <w14:ligatures w14:val="none"/>
         </w:rPr>
       </w:pPr>
+      <w:proofErr w:type="spellStart"/>
       <w:r>
         <w:rPr>
           <w:rFonts w:ascii="Arial" w:eastAsia="Times New Roman" w:hAnsi="Arial" w:cs="Arial"/>
@@ -909,6 +1450,7 @@
         </w:rPr>
         <w:t>for</w:t>
       </w:r>
+      <w:proofErr w:type="spellEnd"/>
       <w:r>
         <w:rPr>
           <w:rFonts w:ascii="Arial" w:eastAsia="Times New Roman" w:hAnsi="Arial" w:cs="Arial"/>
@@ -921,6 +1463,7 @@
         </w:rPr>
         <w:t>(</w:t>
       </w:r>
+      <w:proofErr w:type="spellStart"/>
       <w:r>
         <w:rPr>
           <w:rFonts w:ascii="Arial" w:eastAsia="Times New Roman" w:hAnsi="Arial" w:cs="Arial"/>
@@ -933,6 +1476,7 @@
         </w:rPr>
         <w:t>let</w:t>
       </w:r>
+      <w:proofErr w:type="spellEnd"/>
       <w:r>
         <w:rPr>
           <w:rFonts w:ascii="Arial" w:eastAsia="Times New Roman" w:hAnsi="Arial" w:cs="Arial"/>
@@ -1165,6 +1709,7 @@
         </w:rPr>
         <w:t xml:space="preserve">        </w:t>
       </w:r>
+      <w:proofErr w:type="spellStart"/>
       <w:r>
         <w:rPr>
           <w:rFonts w:ascii="Arial" w:eastAsia="Times New Roman" w:hAnsi="Arial" w:cs="Arial"/>
@@ -1177,6 +1722,7 @@
         </w:rPr>
         <w:t>if</w:t>
       </w:r>
+      <w:proofErr w:type="spellEnd"/>
       <w:r>
         <w:rPr>
           <w:rFonts w:ascii="Arial" w:eastAsia="Times New Roman" w:hAnsi="Arial" w:cs="Arial"/>
@@ -1189,6 +1735,7 @@
         </w:rPr>
         <w:t>(</w:t>
       </w:r>
+      <w:proofErr w:type="spellStart"/>
       <w:r>
         <w:rPr>
           <w:rFonts w:ascii="Arial" w:eastAsia="Times New Roman" w:hAnsi="Arial" w:cs="Arial"/>
@@ -1225,6 +1772,7 @@
         </w:rPr>
         <w:t>i</w:t>
       </w:r>
+      <w:proofErr w:type="spellEnd"/>
       <w:r>
         <w:rPr>
           <w:rFonts w:ascii="Arial" w:eastAsia="Times New Roman" w:hAnsi="Arial" w:cs="Arial"/>
@@ -1305,6 +1853,7 @@
         </w:rPr>
         <w:tab/>
       </w:r>
+      <w:proofErr w:type="spellStart"/>
       <w:r>
         <w:rPr>
           <w:rFonts w:ascii="Arial" w:eastAsia="Times New Roman" w:hAnsi="Arial" w:cs="Arial"/>
@@ -1341,6 +1890,7 @@
         </w:rPr>
         <w:t>getElementById</w:t>
       </w:r>
+      <w:proofErr w:type="spellEnd"/>
       <w:r>
         <w:rPr>
           <w:rFonts w:ascii="Arial" w:eastAsia="Times New Roman" w:hAnsi="Arial" w:cs="Arial"/>
@@ -1363,7 +1913,33 @@
           <w:lang w:eastAsia="hu-HU"/>
           <w14:ligatures w14:val="none"/>
         </w:rPr>
-        <w:t>"result"</w:t>
+        <w:t>"</w:t>
+      </w:r>
+      <w:proofErr w:type="spellStart"/>
+      <w:r>
+        <w:rPr>
+          <w:rFonts w:ascii="Arial" w:eastAsia="Times New Roman" w:hAnsi="Arial" w:cs="Arial"/>
+          <w:color w:val="A31515"/>
+          <w:kern w:val="0"/>
+          <w:sz w:val="18"/>
+          <w:szCs w:val="18"/>
+          <w:lang w:eastAsia="hu-HU"/>
+          <w14:ligatures w14:val="none"/>
+        </w:rPr>
+        <w:t>result</w:t>
+      </w:r>
+      <w:proofErr w:type="spellEnd"/>
+      <w:r>
+        <w:rPr>
+          <w:rFonts w:ascii="Arial" w:eastAsia="Times New Roman" w:hAnsi="Arial" w:cs="Arial"/>
+          <w:color w:val="A31515"/>
+          <w:kern w:val="0"/>
+          <w:sz w:val="18"/>
+          <w:szCs w:val="18"/>
+          <w:lang w:eastAsia="hu-HU"/>
+          <w14:ligatures w14:val="none"/>
+        </w:rPr>
+        <w:t>"</w:t>
       </w:r>
       <w:r>
         <w:rPr>
@@ -1377,6 +1953,7 @@
         </w:rPr>
         <w:t>).</w:t>
       </w:r>
+      <w:proofErr w:type="spellStart"/>
       <w:r>
         <w:rPr>
           <w:rFonts w:ascii="Arial" w:eastAsia="Times New Roman" w:hAnsi="Arial" w:cs="Arial"/>
@@ -1389,6 +1966,7 @@
         </w:rPr>
         <w:t>innerHTML</w:t>
       </w:r>
+      <w:proofErr w:type="spellEnd"/>
       <w:r>
         <w:rPr>
           <w:rFonts w:ascii="Arial" w:eastAsia="Times New Roman" w:hAnsi="Arial" w:cs="Arial"/>
@@ -1501,6 +2079,7 @@
           <w14:ligatures w14:val="none"/>
         </w:rPr>
       </w:pPr>
+      <w:proofErr w:type="spellStart"/>
       <w:r>
         <w:rPr>
           <w:rFonts w:ascii="Arial" w:eastAsia="Times New Roman" w:hAnsi="Arial" w:cs="Arial"/>
@@ -1537,6 +2116,7 @@
         </w:rPr>
         <w:t>getElementById</w:t>
       </w:r>
+      <w:proofErr w:type="spellEnd"/>
       <w:r>
         <w:rPr>
           <w:rFonts w:ascii="Arial" w:eastAsia="Times New Roman" w:hAnsi="Arial" w:cs="Arial"/>
@@ -1559,7 +2139,33 @@
           <w:lang w:eastAsia="hu-HU"/>
           <w14:ligatures w14:val="none"/>
         </w:rPr>
-        <w:t>"result"</w:t>
+        <w:t>"</w:t>
+      </w:r>
+      <w:proofErr w:type="spellStart"/>
+      <w:r>
+        <w:rPr>
+          <w:rFonts w:ascii="Arial" w:eastAsia="Times New Roman" w:hAnsi="Arial" w:cs="Arial"/>
+          <w:color w:val="A31515"/>
+          <w:kern w:val="0"/>
+          <w:sz w:val="18"/>
+          <w:szCs w:val="18"/>
+          <w:lang w:eastAsia="hu-HU"/>
+          <w14:ligatures w14:val="none"/>
+        </w:rPr>
+        <w:t>result</w:t>
+      </w:r>
+      <w:proofErr w:type="spellEnd"/>
+      <w:r>
+        <w:rPr>
+          <w:rFonts w:ascii="Arial" w:eastAsia="Times New Roman" w:hAnsi="Arial" w:cs="Arial"/>
+          <w:color w:val="A31515"/>
+          <w:kern w:val="0"/>
+          <w:sz w:val="18"/>
+          <w:szCs w:val="18"/>
+          <w:lang w:eastAsia="hu-HU"/>
+          <w14:ligatures w14:val="none"/>
+        </w:rPr>
+        <w:t>"</w:t>
       </w:r>
       <w:r>
         <w:rPr>
@@ -1573,6 +2179,7 @@
         </w:rPr>
         <w:t>).</w:t>
       </w:r>
+      <w:proofErr w:type="spellStart"/>
       <w:r>
         <w:rPr>
           <w:rFonts w:ascii="Arial" w:eastAsia="Times New Roman" w:hAnsi="Arial" w:cs="Arial"/>
@@ -1585,6 +2192,7 @@
         </w:rPr>
         <w:t>innerHTML</w:t>
       </w:r>
+      <w:proofErr w:type="spellEnd"/>
       <w:r>
         <w:rPr>
           <w:rFonts w:ascii="Arial" w:eastAsia="Times New Roman" w:hAnsi="Arial" w:cs="Arial"/>
@@ -1637,25 +2245,61 @@
           <w:sz w:val="18"/>
           <w:szCs w:val="18"/>
         </w:rPr>
-        <w:t>Adott a „result” azonosítóval ellátott DIV elem.</w:t>
-      </w:r>
-    </w:p>
-    <w:p>
-      <w:pPr>
-        <w:spacing w:after="120" w:line="240" w:lineRule="auto"/>
-        <w:rPr>
-          <w:rFonts w:ascii="Arial" w:hAnsi="Arial" w:cs="Arial"/>
-          <w:sz w:val="18"/>
-          <w:szCs w:val="18"/>
-        </w:rPr>
-      </w:pPr>
-      <w:r>
-        <w:rPr>
-          <w:rFonts w:ascii="Arial" w:hAnsi="Arial" w:cs="Arial"/>
-          <w:sz w:val="18"/>
-          <w:szCs w:val="18"/>
-        </w:rPr>
-        <w:t>Az ábrán szereplő JS kód mit fog kiírni ennek a DIV elemnek a belsejében?</w:t>
+        <w:t>Adott a „</w:t>
+      </w:r>
+      <w:proofErr w:type="spellStart"/>
+      <w:r>
+        <w:rPr>
+          <w:rFonts w:ascii="Arial" w:hAnsi="Arial" w:cs="Arial"/>
+          <w:sz w:val="18"/>
+          <w:szCs w:val="18"/>
+        </w:rPr>
+        <w:t>result</w:t>
+      </w:r>
+      <w:proofErr w:type="spellEnd"/>
+      <w:r>
+        <w:rPr>
+          <w:rFonts w:ascii="Arial" w:hAnsi="Arial" w:cs="Arial"/>
+          <w:sz w:val="18"/>
+          <w:szCs w:val="18"/>
+        </w:rPr>
+        <w:t>” azonosítóval ellátott DIV elem.</w:t>
+      </w:r>
+    </w:p>
+    <w:p>
+      <w:pPr>
+        <w:spacing w:after="120" w:line="240" w:lineRule="auto"/>
+        <w:rPr>
+          <w:rFonts w:ascii="Arial" w:hAnsi="Arial" w:cs="Arial"/>
+          <w:sz w:val="18"/>
+          <w:szCs w:val="18"/>
+        </w:rPr>
+      </w:pPr>
+      <w:r>
+        <w:rPr>
+          <w:rFonts w:ascii="Arial" w:hAnsi="Arial" w:cs="Arial"/>
+          <w:sz w:val="18"/>
+          <w:szCs w:val="18"/>
+        </w:rPr>
+        <w:t xml:space="preserve">Az ábrán szereplő JS kód mit fog kiírni ennek a DIV elemnek a </w:t>
+      </w:r>
+      <w:proofErr w:type="spellStart"/>
+      <w:r>
+        <w:rPr>
+          <w:rFonts w:ascii="Arial" w:hAnsi="Arial" w:cs="Arial"/>
+          <w:sz w:val="18"/>
+          <w:szCs w:val="18"/>
+        </w:rPr>
+        <w:t>belsejében</w:t>
+      </w:r>
+      <w:proofErr w:type="spellEnd"/>
+      <w:r>
+        <w:rPr>
+          <w:rFonts w:ascii="Arial" w:hAnsi="Arial" w:cs="Arial"/>
+          <w:sz w:val="18"/>
+          <w:szCs w:val="18"/>
+        </w:rPr>
+        <w:t>?</w:t>
       </w:r>
     </w:p>
     <w:p>
@@ -1780,7 +2424,25 @@
           <w:sz w:val="18"/>
           <w:szCs w:val="18"/>
         </w:rPr>
-        <w:t>Melyek az igaz állítások a JavaScript Array (tömb) megvalósítására vonatkozóan?</w:t>
+        <w:t xml:space="preserve">Melyek az igaz állítások a JavaScript </w:t>
+      </w:r>
+      <w:proofErr w:type="spellStart"/>
+      <w:r>
+        <w:rPr>
+          <w:rFonts w:ascii="Arial" w:hAnsi="Arial" w:cs="Arial"/>
+          <w:sz w:val="18"/>
+          <w:szCs w:val="18"/>
+        </w:rPr>
+        <w:t>Array</w:t>
+      </w:r>
+      <w:proofErr w:type="spellEnd"/>
+      <w:r>
+        <w:rPr>
+          <w:rFonts w:ascii="Arial" w:hAnsi="Arial" w:cs="Arial"/>
+          <w:sz w:val="18"/>
+          <w:szCs w:val="18"/>
+        </w:rPr>
+        <w:t xml:space="preserve"> (tömb) megvalósítására vonatkozóan?</w:t>
       </w:r>
     </w:p>
     <w:p>
@@ -1928,7 +2590,25 @@
           <w:sz w:val="18"/>
           <w:szCs w:val="18"/>
         </w:rPr>
-        <w:t>Online játékot fejleszt nemzetközi piacra, amelyben a játékbeli valutának van felső határa. Ezt szeretné eltárolni konstans értékként a program kódjában. A felsoroltak közül mely azonosító felel meg leginkább a tiszta kód elvárásainak?</w:t>
+        <w:t xml:space="preserve">Online játékot fejleszt nemzetközi piacra, amelyben a </w:t>
+      </w:r>
+      <w:proofErr w:type="spellStart"/>
+      <w:r>
+        <w:rPr>
+          <w:rFonts w:ascii="Arial" w:hAnsi="Arial" w:cs="Arial"/>
+          <w:sz w:val="18"/>
+          <w:szCs w:val="18"/>
+        </w:rPr>
+        <w:t>játékbeli</w:t>
+      </w:r>
+      <w:proofErr w:type="spellEnd"/>
+      <w:r>
+        <w:rPr>
+          <w:rFonts w:ascii="Arial" w:hAnsi="Arial" w:cs="Arial"/>
+          <w:sz w:val="18"/>
+          <w:szCs w:val="18"/>
+        </w:rPr>
+        <w:t xml:space="preserve"> valutának van felső határa. Ezt szeretné eltárolni konstans értékként a program kódjában. A felsoroltak közül mely azonosító felel meg leginkább a tiszta kód elvárásainak?</w:t>
       </w:r>
     </w:p>
     <w:p>
@@ -1963,13 +2643,23 @@
           <w:szCs w:val="18"/>
         </w:rPr>
       </w:pPr>
-      <w:r>
-        <w:rPr>
-          <w:rFonts w:ascii="Arial" w:hAnsi="Arial" w:cs="Arial"/>
-          <w:sz w:val="18"/>
-          <w:szCs w:val="18"/>
-        </w:rPr>
-        <w:t>ImaxCurrency!</w:t>
+      <w:proofErr w:type="spellStart"/>
+      <w:r>
+        <w:rPr>
+          <w:rFonts w:ascii="Arial" w:hAnsi="Arial" w:cs="Arial"/>
+          <w:sz w:val="18"/>
+          <w:szCs w:val="18"/>
+        </w:rPr>
+        <w:t>ImaxCurrency</w:t>
+      </w:r>
+      <w:proofErr w:type="spellEnd"/>
+      <w:r>
+        <w:rPr>
+          <w:rFonts w:ascii="Arial" w:hAnsi="Arial" w:cs="Arial"/>
+          <w:sz w:val="18"/>
+          <w:szCs w:val="18"/>
+        </w:rPr>
+        <w:t>!</w:t>
       </w:r>
     </w:p>
     <w:p>
@@ -1986,6 +2676,7 @@
           <w:szCs w:val="18"/>
         </w:rPr>
       </w:pPr>
+      <w:proofErr w:type="spellStart"/>
       <w:r>
         <w:rPr>
           <w:rFonts w:ascii="Arial" w:hAnsi="Arial" w:cs="Arial"/>
@@ -1994,6 +2685,7 @@
         </w:rPr>
         <w:t>maxCurrency</w:t>
       </w:r>
+      <w:proofErr w:type="spellEnd"/>
     </w:p>
     <w:p>
       <w:pPr>
@@ -2015,8 +2707,72 @@
           <w:sz w:val="18"/>
           <w:szCs w:val="18"/>
         </w:rPr>
-        <w:t>n//This is the max currency</w:t>
-      </w:r>
+        <w:t>n//</w:t>
+      </w:r>
+      <w:proofErr w:type="spellStart"/>
+      <w:r>
+        <w:rPr>
+          <w:rFonts w:ascii="Arial" w:hAnsi="Arial" w:cs="Arial"/>
+          <w:sz w:val="18"/>
+          <w:szCs w:val="18"/>
+        </w:rPr>
+        <w:t>This</w:t>
+      </w:r>
+      <w:proofErr w:type="spellEnd"/>
+      <w:r>
+        <w:rPr>
+          <w:rFonts w:ascii="Arial" w:hAnsi="Arial" w:cs="Arial"/>
+          <w:sz w:val="18"/>
+          <w:szCs w:val="18"/>
+        </w:rPr>
+        <w:t xml:space="preserve"> is </w:t>
+      </w:r>
+      <w:proofErr w:type="spellStart"/>
+      <w:r>
+        <w:rPr>
+          <w:rFonts w:ascii="Arial" w:hAnsi="Arial" w:cs="Arial"/>
+          <w:sz w:val="18"/>
+          <w:szCs w:val="18"/>
+        </w:rPr>
+        <w:t>the</w:t>
+      </w:r>
+      <w:proofErr w:type="spellEnd"/>
+      <w:r>
+        <w:rPr>
+          <w:rFonts w:ascii="Arial" w:hAnsi="Arial" w:cs="Arial"/>
+          <w:sz w:val="18"/>
+          <w:szCs w:val="18"/>
+        </w:rPr>
+        <w:t xml:space="preserve"> </w:t>
+      </w:r>
+      <w:proofErr w:type="spellStart"/>
+      <w:r>
+        <w:rPr>
+          <w:rFonts w:ascii="Arial" w:hAnsi="Arial" w:cs="Arial"/>
+          <w:sz w:val="18"/>
+          <w:szCs w:val="18"/>
+        </w:rPr>
+        <w:t>max</w:t>
+      </w:r>
+      <w:proofErr w:type="spellEnd"/>
+      <w:r>
+        <w:rPr>
+          <w:rFonts w:ascii="Arial" w:hAnsi="Arial" w:cs="Arial"/>
+          <w:sz w:val="18"/>
+          <w:szCs w:val="18"/>
+        </w:rPr>
+        <w:t xml:space="preserve"> </w:t>
+      </w:r>
+      <w:proofErr w:type="spellStart"/>
+      <w:r>
+        <w:rPr>
+          <w:rFonts w:ascii="Arial" w:hAnsi="Arial" w:cs="Arial"/>
+          <w:sz w:val="18"/>
+          <w:szCs w:val="18"/>
+        </w:rPr>
+        <w:t>currency</w:t>
+      </w:r>
+      <w:proofErr w:type="spellEnd"/>
     </w:p>
     <w:p>
       <w:pPr>
@@ -2032,6 +2788,7 @@
           <w:szCs w:val="18"/>
         </w:rPr>
       </w:pPr>
+      <w:proofErr w:type="spellStart"/>
       <w:r>
         <w:rPr>
           <w:rFonts w:ascii="Arial" w:hAnsi="Arial" w:cs="Arial"/>
@@ -2040,6 +2797,7 @@
         </w:rPr>
         <w:t>maximálisValuta</w:t>
       </w:r>
+      <w:proofErr w:type="spellEnd"/>
     </w:p>
     <w:p>
       <w:pPr>
@@ -2071,7 +2829,6 @@
           <w:sz w:val="18"/>
           <w:szCs w:val="18"/>
         </w:rPr>
-        <w:lastRenderedPageBreak/>
         <w:t>Adott a User osztály, amelyet felhasználók 10 adatának tárolására használ. Szeretne olyan metódust írni egy másik osztályban, amely a User bizonyos adatait kiírja. A metódus paraméterébe hogyan érdemes átadnia User osztályban lévő adatokat (a tiszta kód elveit figyelembe véve), hogy a lehető legáttekinthetőbb legyen?</w:t>
       </w:r>
     </w:p>
@@ -2215,7 +2972,43 @@
           <w:sz w:val="18"/>
           <w:szCs w:val="18"/>
         </w:rPr>
-        <w:t>Adott a Jatekosok nevű tábla, amelyben az egyik mező a „nev”. Hogyan lehet „Minta József” játékos adatait törölni a táblából?</w:t>
+        <w:t xml:space="preserve">Adott a </w:t>
+      </w:r>
+      <w:proofErr w:type="spellStart"/>
+      <w:r>
+        <w:rPr>
+          <w:rFonts w:ascii="Arial" w:hAnsi="Arial" w:cs="Arial"/>
+          <w:sz w:val="18"/>
+          <w:szCs w:val="18"/>
+        </w:rPr>
+        <w:t>Jatekosok</w:t>
+      </w:r>
+      <w:proofErr w:type="spellEnd"/>
+      <w:r>
+        <w:rPr>
+          <w:rFonts w:ascii="Arial" w:hAnsi="Arial" w:cs="Arial"/>
+          <w:sz w:val="18"/>
+          <w:szCs w:val="18"/>
+        </w:rPr>
+        <w:t xml:space="preserve"> nevű tábla, amelyben az egyik mező a „</w:t>
+      </w:r>
+      <w:proofErr w:type="spellStart"/>
+      <w:r>
+        <w:rPr>
+          <w:rFonts w:ascii="Arial" w:hAnsi="Arial" w:cs="Arial"/>
+          <w:sz w:val="18"/>
+          <w:szCs w:val="18"/>
+        </w:rPr>
+        <w:t>nev</w:t>
+      </w:r>
+      <w:proofErr w:type="spellEnd"/>
+      <w:r>
+        <w:rPr>
+          <w:rFonts w:ascii="Arial" w:hAnsi="Arial" w:cs="Arial"/>
+          <w:sz w:val="18"/>
+          <w:szCs w:val="18"/>
+        </w:rPr>
+        <w:t>”. Hogyan lehet „Minta József” játékos adatait törölni a táblából?</w:t>
       </w:r>
     </w:p>
     <w:p>
@@ -2238,7 +3031,43 @@
           <w:sz w:val="18"/>
           <w:szCs w:val="18"/>
         </w:rPr>
-        <w:t>DELETE Jatekosok WHERE nev=”Minta József”;</w:t>
+        <w:t xml:space="preserve">DELETE </w:t>
+      </w:r>
+      <w:proofErr w:type="spellStart"/>
+      <w:r>
+        <w:rPr>
+          <w:rFonts w:ascii="Arial" w:hAnsi="Arial" w:cs="Arial"/>
+          <w:sz w:val="18"/>
+          <w:szCs w:val="18"/>
+        </w:rPr>
+        <w:t>Jatekosok</w:t>
+      </w:r>
+      <w:proofErr w:type="spellEnd"/>
+      <w:r>
+        <w:rPr>
+          <w:rFonts w:ascii="Arial" w:hAnsi="Arial" w:cs="Arial"/>
+          <w:sz w:val="18"/>
+          <w:szCs w:val="18"/>
+        </w:rPr>
+        <w:t xml:space="preserve"> WHERE </w:t>
+      </w:r>
+      <w:proofErr w:type="spellStart"/>
+      <w:r>
+        <w:rPr>
+          <w:rFonts w:ascii="Arial" w:hAnsi="Arial" w:cs="Arial"/>
+          <w:sz w:val="18"/>
+          <w:szCs w:val="18"/>
+        </w:rPr>
+        <w:t>nev</w:t>
+      </w:r>
+      <w:proofErr w:type="spellEnd"/>
+      <w:r>
+        <w:rPr>
+          <w:rFonts w:ascii="Arial" w:hAnsi="Arial" w:cs="Arial"/>
+          <w:sz w:val="18"/>
+          <w:szCs w:val="18"/>
+        </w:rPr>
+        <w:t>=”Minta József”;</w:t>
       </w:r>
     </w:p>
     <w:p>
@@ -2261,7 +3090,43 @@
           <w:sz w:val="18"/>
           <w:szCs w:val="18"/>
         </w:rPr>
-        <w:t>REMOVE FROM Jatekosok WHERE nev=”Minta József”;</w:t>
+        <w:t xml:space="preserve">REMOVE FROM </w:t>
+      </w:r>
+      <w:proofErr w:type="spellStart"/>
+      <w:r>
+        <w:rPr>
+          <w:rFonts w:ascii="Arial" w:hAnsi="Arial" w:cs="Arial"/>
+          <w:sz w:val="18"/>
+          <w:szCs w:val="18"/>
+        </w:rPr>
+        <w:t>Jatekosok</w:t>
+      </w:r>
+      <w:proofErr w:type="spellEnd"/>
+      <w:r>
+        <w:rPr>
+          <w:rFonts w:ascii="Arial" w:hAnsi="Arial" w:cs="Arial"/>
+          <w:sz w:val="18"/>
+          <w:szCs w:val="18"/>
+        </w:rPr>
+        <w:t xml:space="preserve"> WHERE </w:t>
+      </w:r>
+      <w:proofErr w:type="spellStart"/>
+      <w:r>
+        <w:rPr>
+          <w:rFonts w:ascii="Arial" w:hAnsi="Arial" w:cs="Arial"/>
+          <w:sz w:val="18"/>
+          <w:szCs w:val="18"/>
+        </w:rPr>
+        <w:t>nev</w:t>
+      </w:r>
+      <w:proofErr w:type="spellEnd"/>
+      <w:r>
+        <w:rPr>
+          <w:rFonts w:ascii="Arial" w:hAnsi="Arial" w:cs="Arial"/>
+          <w:sz w:val="18"/>
+          <w:szCs w:val="18"/>
+        </w:rPr>
+        <w:t>=”Minta József”;</w:t>
       </w:r>
     </w:p>
     <w:p>
@@ -2284,7 +3149,61 @@
           <w:sz w:val="18"/>
           <w:szCs w:val="18"/>
         </w:rPr>
-        <w:t>DELETE nev FROM Jatekosok WHERE nev=”Minta József”;</w:t>
+        <w:t xml:space="preserve">DELETE </w:t>
+      </w:r>
+      <w:proofErr w:type="spellStart"/>
+      <w:r>
+        <w:rPr>
+          <w:rFonts w:ascii="Arial" w:hAnsi="Arial" w:cs="Arial"/>
+          <w:sz w:val="18"/>
+          <w:szCs w:val="18"/>
+        </w:rPr>
+        <w:t>nev</w:t>
+      </w:r>
+      <w:proofErr w:type="spellEnd"/>
+      <w:r>
+        <w:rPr>
+          <w:rFonts w:ascii="Arial" w:hAnsi="Arial" w:cs="Arial"/>
+          <w:sz w:val="18"/>
+          <w:szCs w:val="18"/>
+        </w:rPr>
+        <w:t xml:space="preserve"> FROM </w:t>
+      </w:r>
+      <w:proofErr w:type="spellStart"/>
+      <w:r>
+        <w:rPr>
+          <w:rFonts w:ascii="Arial" w:hAnsi="Arial" w:cs="Arial"/>
+          <w:sz w:val="18"/>
+          <w:szCs w:val="18"/>
+        </w:rPr>
+        <w:t>Jatekosok</w:t>
+      </w:r>
+      <w:proofErr w:type="spellEnd"/>
+      <w:r>
+        <w:rPr>
+          <w:rFonts w:ascii="Arial" w:hAnsi="Arial" w:cs="Arial"/>
+          <w:sz w:val="18"/>
+          <w:szCs w:val="18"/>
+        </w:rPr>
+        <w:t xml:space="preserve"> WHERE </w:t>
+      </w:r>
+      <w:proofErr w:type="spellStart"/>
+      <w:r>
+        <w:rPr>
+          <w:rFonts w:ascii="Arial" w:hAnsi="Arial" w:cs="Arial"/>
+          <w:sz w:val="18"/>
+          <w:szCs w:val="18"/>
+        </w:rPr>
+        <w:t>nev</w:t>
+      </w:r>
+      <w:proofErr w:type="spellEnd"/>
+      <w:r>
+        <w:rPr>
+          <w:rFonts w:ascii="Arial" w:hAnsi="Arial" w:cs="Arial"/>
+          <w:sz w:val="18"/>
+          <w:szCs w:val="18"/>
+        </w:rPr>
+        <w:t>=”Minta József”;</w:t>
       </w:r>
     </w:p>
     <w:p>
@@ -2307,7 +3226,43 @@
           <w:sz w:val="18"/>
           <w:szCs w:val="18"/>
         </w:rPr>
-        <w:t>DELETE FROM Jatekosok WHERE nev=”Minta József”;</w:t>
+        <w:t xml:space="preserve">DELETE FROM </w:t>
+      </w:r>
+      <w:proofErr w:type="spellStart"/>
+      <w:r>
+        <w:rPr>
+          <w:rFonts w:ascii="Arial" w:hAnsi="Arial" w:cs="Arial"/>
+          <w:sz w:val="18"/>
+          <w:szCs w:val="18"/>
+        </w:rPr>
+        <w:t>Jatekosok</w:t>
+      </w:r>
+      <w:proofErr w:type="spellEnd"/>
+      <w:r>
+        <w:rPr>
+          <w:rFonts w:ascii="Arial" w:hAnsi="Arial" w:cs="Arial"/>
+          <w:sz w:val="18"/>
+          <w:szCs w:val="18"/>
+        </w:rPr>
+        <w:t xml:space="preserve"> WHERE </w:t>
+      </w:r>
+      <w:proofErr w:type="spellStart"/>
+      <w:r>
+        <w:rPr>
+          <w:rFonts w:ascii="Arial" w:hAnsi="Arial" w:cs="Arial"/>
+          <w:sz w:val="18"/>
+          <w:szCs w:val="18"/>
+        </w:rPr>
+        <w:t>nev</w:t>
+      </w:r>
+      <w:proofErr w:type="spellEnd"/>
+      <w:r>
+        <w:rPr>
+          <w:rFonts w:ascii="Arial" w:hAnsi="Arial" w:cs="Arial"/>
+          <w:sz w:val="18"/>
+          <w:szCs w:val="18"/>
+        </w:rPr>
+        <w:t>=”Minta József”;</w:t>
       </w:r>
     </w:p>
     <w:p>
@@ -2423,7 +3378,25 @@
           <w:sz w:val="18"/>
           <w:szCs w:val="18"/>
         </w:rPr>
-        <w:t>Készített Android-ra alkalmazást, de közben kiderült, hogy igény van rá IOS-en is. A felsoroltak közül melyik az igaz állítás erre vonatkozóan?</w:t>
+        <w:t>Készített Android-</w:t>
+      </w:r>
+      <w:proofErr w:type="spellStart"/>
+      <w:r>
+        <w:rPr>
+          <w:rFonts w:ascii="Arial" w:hAnsi="Arial" w:cs="Arial"/>
+          <w:sz w:val="18"/>
+          <w:szCs w:val="18"/>
+        </w:rPr>
+        <w:t>ra</w:t>
+      </w:r>
+      <w:proofErr w:type="spellEnd"/>
+      <w:r>
+        <w:rPr>
+          <w:rFonts w:ascii="Arial" w:hAnsi="Arial" w:cs="Arial"/>
+          <w:sz w:val="18"/>
+          <w:szCs w:val="18"/>
+        </w:rPr>
+        <w:t xml:space="preserve"> alkalmazást, de közben kiderült, hogy igény van rá IOS-en is. A felsoroltak közül melyik az igaz állítás erre vonatkozóan?</w:t>
       </w:r>
     </w:p>
     <w:p>
@@ -2446,7 +3419,25 @@
           <w:sz w:val="18"/>
           <w:szCs w:val="18"/>
         </w:rPr>
-        <w:t>Az alkalmazás fejlesztését nem feltétlenül szükséges az elejétől kezdeni, de szükséges kiegészíteni a kódot, hogy működjön IOS-en is.</w:t>
+        <w:t xml:space="preserve">Az alkalmazás fejlesztését nem feltétlenül szükséges az elejétől kezdeni, de szükséges kiegészíteni a kódot, hogy </w:t>
+      </w:r>
+      <w:proofErr w:type="spellStart"/>
+      <w:r>
+        <w:rPr>
+          <w:rFonts w:ascii="Arial" w:hAnsi="Arial" w:cs="Arial"/>
+          <w:sz w:val="18"/>
+          <w:szCs w:val="18"/>
+        </w:rPr>
+        <w:t>működjön</w:t>
+      </w:r>
+      <w:proofErr w:type="spellEnd"/>
+      <w:r>
+        <w:rPr>
+          <w:rFonts w:ascii="Arial" w:hAnsi="Arial" w:cs="Arial"/>
+          <w:sz w:val="18"/>
+          <w:szCs w:val="18"/>
+        </w:rPr>
+        <w:t xml:space="preserve"> IOS-en is.</w:t>
       </w:r>
     </w:p>
     <w:p>
@@ -2469,7 +3460,25 @@
           <w:sz w:val="18"/>
           <w:szCs w:val="18"/>
         </w:rPr>
-        <w:t>Minden esetben futtatható az Android-ra írt alkalmazás IOS-en is.</w:t>
+        <w:t>Minden esetben futtatható az Android-</w:t>
+      </w:r>
+      <w:proofErr w:type="spellStart"/>
+      <w:r>
+        <w:rPr>
+          <w:rFonts w:ascii="Arial" w:hAnsi="Arial" w:cs="Arial"/>
+          <w:sz w:val="18"/>
+          <w:szCs w:val="18"/>
+        </w:rPr>
+        <w:t>ra</w:t>
+      </w:r>
+      <w:proofErr w:type="spellEnd"/>
+      <w:r>
+        <w:rPr>
+          <w:rFonts w:ascii="Arial" w:hAnsi="Arial" w:cs="Arial"/>
+          <w:sz w:val="18"/>
+          <w:szCs w:val="18"/>
+        </w:rPr>
+        <w:t xml:space="preserve"> írt alkalmazás IOS-en is.</w:t>
       </w:r>
     </w:p>
     <w:p>
@@ -2548,7 +3557,25 @@
           <w:sz w:val="18"/>
           <w:szCs w:val="18"/>
         </w:rPr>
-        <w:t>Adott egy API elérési útja, amelyből fetch segítségével szeretne GET kéréssel lekérni adatokat. Melyek az igaz állítások erre vonatkozóan?</w:t>
+        <w:t xml:space="preserve">Adott egy API elérési útja, amelyből </w:t>
+      </w:r>
+      <w:proofErr w:type="spellStart"/>
+      <w:r>
+        <w:rPr>
+          <w:rFonts w:ascii="Arial" w:hAnsi="Arial" w:cs="Arial"/>
+          <w:sz w:val="18"/>
+          <w:szCs w:val="18"/>
+        </w:rPr>
+        <w:t>fetch</w:t>
+      </w:r>
+      <w:proofErr w:type="spellEnd"/>
+      <w:r>
+        <w:rPr>
+          <w:rFonts w:ascii="Arial" w:hAnsi="Arial" w:cs="Arial"/>
+          <w:sz w:val="18"/>
+          <w:szCs w:val="18"/>
+        </w:rPr>
+        <w:t xml:space="preserve"> segítségével szeretne GET kéréssel lekérni adatokat. Melyek az igaz állítások erre vonatkozóan?</w:t>
       </w:r>
     </w:p>
     <w:p>
@@ -2565,13 +3592,23 @@
           <w:szCs w:val="18"/>
         </w:rPr>
       </w:pPr>
-      <w:r>
-        <w:rPr>
-          <w:rFonts w:ascii="Arial" w:hAnsi="Arial" w:cs="Arial"/>
-          <w:sz w:val="18"/>
-          <w:szCs w:val="18"/>
-        </w:rPr>
-        <w:t>AzAPI kérés megoldható minden esetben, azonban mindig szükséges API kulcs hozzá.</w:t>
+      <w:proofErr w:type="spellStart"/>
+      <w:r>
+        <w:rPr>
+          <w:rFonts w:ascii="Arial" w:hAnsi="Arial" w:cs="Arial"/>
+          <w:sz w:val="18"/>
+          <w:szCs w:val="18"/>
+        </w:rPr>
+        <w:t>AzAPI</w:t>
+      </w:r>
+      <w:proofErr w:type="spellEnd"/>
+      <w:r>
+        <w:rPr>
+          <w:rFonts w:ascii="Arial" w:hAnsi="Arial" w:cs="Arial"/>
+          <w:sz w:val="18"/>
+          <w:szCs w:val="18"/>
+        </w:rPr>
+        <w:t xml:space="preserve"> kérés megoldható minden esetben, azonban mindig szükséges API kulcs hozzá.</w:t>
       </w:r>
     </w:p>
     <w:p>
@@ -2722,7 +3759,7 @@
           <w:sz w:val="18"/>
           <w:szCs w:val="18"/>
         </w:rPr>
-        <w:t xml:space="preserve"> Igaz</w:t>
+        <w:t xml:space="preserve"> </w:t>
       </w:r>
     </w:p>
     <w:p>
@@ -2750,14 +3787,6 @@
         </w:rPr>
         <w:t xml:space="preserve"> </w:t>
       </w:r>
-      <w:r>
-        <w:rPr>
-          <w:rFonts w:ascii="Arial" w:hAnsi="Arial" w:cs="Arial"/>
-          <w:sz w:val="18"/>
-          <w:szCs w:val="18"/>
-        </w:rPr>
-        <w:t>Igaz</w:t>
-      </w:r>
     </w:p>
     <w:p>
       <w:pPr>
@@ -2782,7 +3811,7 @@
           <w:sz w:val="18"/>
           <w:szCs w:val="18"/>
         </w:rPr>
-        <w:t xml:space="preserve"> Hamis</w:t>
+        <w:t xml:space="preserve"> </w:t>
       </w:r>
     </w:p>
     <w:p>
@@ -2810,14 +3839,6 @@
         </w:rPr>
         <w:t xml:space="preserve"> </w:t>
       </w:r>
-      <w:r>
-        <w:rPr>
-          <w:rFonts w:ascii="Arial" w:hAnsi="Arial" w:cs="Arial"/>
-          <w:sz w:val="18"/>
-          <w:szCs w:val="18"/>
-        </w:rPr>
-        <w:t>Hamis</w:t>
-      </w:r>
     </w:p>
     <w:p>
       <w:pPr>
@@ -2941,7 +3962,25 @@
           <w:sz w:val="18"/>
           <w:szCs w:val="18"/>
         </w:rPr>
-        <w:t>A végpontot paraméterezve írja meg, így az API kérésnél már csak a kiválasztott játékok kerülnek visszaadásra.</w:t>
+        <w:t xml:space="preserve">A végpontot </w:t>
+      </w:r>
+      <w:proofErr w:type="spellStart"/>
+      <w:r>
+        <w:rPr>
+          <w:rFonts w:ascii="Arial" w:hAnsi="Arial" w:cs="Arial"/>
+          <w:sz w:val="18"/>
+          <w:szCs w:val="18"/>
+        </w:rPr>
+        <w:t>paraméterezve</w:t>
+      </w:r>
+      <w:proofErr w:type="spellEnd"/>
+      <w:r>
+        <w:rPr>
+          <w:rFonts w:ascii="Arial" w:hAnsi="Arial" w:cs="Arial"/>
+          <w:sz w:val="18"/>
+          <w:szCs w:val="18"/>
+        </w:rPr>
+        <w:t xml:space="preserve"> írja meg, így az API kérésnél már csak a kiválasztott játékok kerülnek visszaadásra.</w:t>
       </w:r>
     </w:p>
     <w:p>
@@ -3066,7 +4105,25 @@
           <w:sz w:val="18"/>
           <w:szCs w:val="18"/>
         </w:rPr>
-        <w:t>Nincs adatbázis tárolva, csak txt állományokban van az adat tárolva.</w:t>
+        <w:t xml:space="preserve">Nincs adatbázis tárolva, csak </w:t>
+      </w:r>
+      <w:proofErr w:type="spellStart"/>
+      <w:r>
+        <w:rPr>
+          <w:rFonts w:ascii="Arial" w:hAnsi="Arial" w:cs="Arial"/>
+          <w:sz w:val="18"/>
+          <w:szCs w:val="18"/>
+        </w:rPr>
+        <w:t>txt</w:t>
+      </w:r>
+      <w:proofErr w:type="spellEnd"/>
+      <w:r>
+        <w:rPr>
+          <w:rFonts w:ascii="Arial" w:hAnsi="Arial" w:cs="Arial"/>
+          <w:sz w:val="18"/>
+          <w:szCs w:val="18"/>
+        </w:rPr>
+        <w:t xml:space="preserve"> állományokban van az adat tárolva.</w:t>
       </w:r>
     </w:p>
     <w:p>
@@ -3099,7 +4156,6 @@
           <w:sz w:val="18"/>
           <w:szCs w:val="18"/>
         </w:rPr>
-        <w:lastRenderedPageBreak/>
         <w:t>E</w:t>
       </w:r>
       <w:r>
@@ -3136,22 +4192,42 @@
         </w:rPr>
         <w:t>kezdőérték adás/</w:t>
       </w:r>
-      <w:r>
-        <w:rPr>
-          <w:rFonts w:ascii="Arial" w:hAnsi="Arial" w:cs="Arial"/>
-          <w:sz w:val="18"/>
-          <w:szCs w:val="18"/>
-        </w:rPr>
-        <w:t>példányosítás. Amikor lefut ez a művelet, akkor azt a kitüntetett metódust, ami először fut le, úgy nevezzük, hogy konstruktor</w:t>
-      </w:r>
-      <w:r>
-        <w:rPr>
-          <w:rFonts w:ascii="Arial" w:hAnsi="Arial" w:cs="Arial"/>
-          <w:sz w:val="18"/>
-          <w:szCs w:val="18"/>
-        </w:rPr>
-        <w:t>/destruktor</w:t>
-      </w:r>
+      <w:proofErr w:type="spellStart"/>
+      <w:r>
+        <w:rPr>
+          <w:rFonts w:ascii="Arial" w:hAnsi="Arial" w:cs="Arial"/>
+          <w:sz w:val="18"/>
+          <w:szCs w:val="18"/>
+        </w:rPr>
+        <w:t>példányosítás</w:t>
+      </w:r>
+      <w:proofErr w:type="spellEnd"/>
+      <w:r>
+        <w:rPr>
+          <w:rFonts w:ascii="Arial" w:hAnsi="Arial" w:cs="Arial"/>
+          <w:sz w:val="18"/>
+          <w:szCs w:val="18"/>
+        </w:rPr>
+        <w:t>. Amikor lefut ez a művelet, akkor azt a kitüntetett metódust, ami először fut le, úgy nevezzük, hogy konstruktor</w:t>
+      </w:r>
+      <w:r>
+        <w:rPr>
+          <w:rFonts w:ascii="Arial" w:hAnsi="Arial" w:cs="Arial"/>
+          <w:sz w:val="18"/>
+          <w:szCs w:val="18"/>
+        </w:rPr>
+        <w:t>/</w:t>
+      </w:r>
+      <w:proofErr w:type="spellStart"/>
+      <w:r>
+        <w:rPr>
+          <w:rFonts w:ascii="Arial" w:hAnsi="Arial" w:cs="Arial"/>
+          <w:sz w:val="18"/>
+          <w:szCs w:val="18"/>
+        </w:rPr>
+        <w:t>destruktor</w:t>
+      </w:r>
+      <w:proofErr w:type="spellEnd"/>
       <w:r>
         <w:rPr>
           <w:rFonts w:ascii="Arial" w:hAnsi="Arial" w:cs="Arial"/>
@@ -3208,6 +4284,7 @@
           <w:szCs w:val="18"/>
         </w:rPr>
       </w:pPr>
+      <w:proofErr w:type="spellStart"/>
       <w:r>
         <w:rPr>
           <w:rFonts w:ascii="Arial" w:hAnsi="Arial" w:cs="Arial"/>
@@ -3216,6 +4293,7 @@
         </w:rPr>
         <w:t>protected</w:t>
       </w:r>
+      <w:proofErr w:type="spellEnd"/>
     </w:p>
     <w:p>
       <w:pPr>
@@ -3231,6 +4309,7 @@
           <w:szCs w:val="18"/>
         </w:rPr>
       </w:pPr>
+      <w:proofErr w:type="spellStart"/>
       <w:r>
         <w:rPr>
           <w:rFonts w:ascii="Arial" w:hAnsi="Arial" w:cs="Arial"/>
@@ -3239,6 +4318,7 @@
         </w:rPr>
         <w:t>public</w:t>
       </w:r>
+      <w:proofErr w:type="spellEnd"/>
     </w:p>
     <w:p>
       <w:pPr>
@@ -3254,6 +4334,7 @@
           <w:szCs w:val="18"/>
         </w:rPr>
       </w:pPr>
+      <w:proofErr w:type="spellStart"/>
       <w:r>
         <w:rPr>
           <w:rFonts w:ascii="Arial" w:hAnsi="Arial" w:cs="Arial"/>
@@ -3262,6 +4343,7 @@
         </w:rPr>
         <w:t>static</w:t>
       </w:r>
+      <w:proofErr w:type="spellEnd"/>
     </w:p>
     <w:p>
       <w:pPr>
@@ -3277,6 +4359,7 @@
           <w:szCs w:val="18"/>
         </w:rPr>
       </w:pPr>
+      <w:proofErr w:type="spellStart"/>
       <w:r>
         <w:rPr>
           <w:rFonts w:ascii="Arial" w:hAnsi="Arial" w:cs="Arial"/>
@@ -3285,6 +4368,7 @@
         </w:rPr>
         <w:t>include</w:t>
       </w:r>
+      <w:proofErr w:type="spellEnd"/>
     </w:p>
     <w:p>
       <w:pPr>
@@ -3465,10 +4549,63 @@
     <w:p>
       <w:pPr>
         <w:pStyle w:val="Listaszerbekezds"/>
-        <w:numPr>
-          <w:ilvl w:val="0"/>
-          <w:numId w:val="13"/>
-        </w:numPr>
+        <w:spacing w:after="120" w:line="240" w:lineRule="auto"/>
+        <w:rPr>
+          <w:rFonts w:ascii="Arial" w:hAnsi="Arial" w:cs="Arial"/>
+          <w:sz w:val="18"/>
+          <w:szCs w:val="18"/>
+        </w:rPr>
+      </w:pPr>
+      <w:r>
+        <w:rPr>
+          <w:rFonts w:ascii="Arial" w:hAnsi="Arial" w:cs="Arial"/>
+          <w:sz w:val="18"/>
+          <w:szCs w:val="18"/>
+        </w:rPr>
+        <w:t>Rendszerteszt</w:t>
+      </w:r>
+    </w:p>
+    <w:p>
+      <w:pPr>
+        <w:pStyle w:val="Listaszerbekezds"/>
+        <w:spacing w:after="120" w:line="240" w:lineRule="auto"/>
+        <w:rPr>
+          <w:rFonts w:ascii="Arial" w:hAnsi="Arial" w:cs="Arial"/>
+          <w:sz w:val="18"/>
+          <w:szCs w:val="18"/>
+        </w:rPr>
+      </w:pPr>
+      <w:r>
+        <w:rPr>
+          <w:rFonts w:ascii="Arial" w:hAnsi="Arial" w:cs="Arial"/>
+          <w:sz w:val="18"/>
+          <w:szCs w:val="18"/>
+        </w:rPr>
+        <w:t>Integrációs teszt</w:t>
+      </w:r>
+    </w:p>
+    <w:p>
+      <w:pPr>
+        <w:pStyle w:val="Listaszerbekezds"/>
+        <w:spacing w:after="120" w:line="240" w:lineRule="auto"/>
+        <w:rPr>
+          <w:rFonts w:ascii="Arial" w:hAnsi="Arial" w:cs="Arial"/>
+          <w:sz w:val="18"/>
+          <w:szCs w:val="18"/>
+        </w:rPr>
+      </w:pPr>
+      <w:r>
+        <w:rPr>
+          <w:rFonts w:ascii="Arial" w:hAnsi="Arial" w:cs="Arial"/>
+          <w:sz w:val="18"/>
+          <w:szCs w:val="18"/>
+        </w:rPr>
+        <w:t>Felhasználói átvételi teszt</w:t>
+      </w:r>
+    </w:p>
+    <w:p>
+      <w:pPr>
+        <w:pStyle w:val="Listaszerbekezds"/>
         <w:spacing w:after="120" w:line="240" w:lineRule="auto"/>
         <w:rPr>
           <w:rFonts w:ascii="Arial" w:hAnsi="Arial" w:cs="Arial"/>
@@ -3488,71 +4625,13 @@
     <w:p>
       <w:pPr>
         <w:pStyle w:val="Listaszerbekezds"/>
-        <w:numPr>
-          <w:ilvl w:val="0"/>
-          <w:numId w:val="13"/>
-        </w:numPr>
-        <w:spacing w:after="120" w:line="240" w:lineRule="auto"/>
-        <w:rPr>
-          <w:rFonts w:ascii="Arial" w:hAnsi="Arial" w:cs="Arial"/>
-          <w:sz w:val="18"/>
-          <w:szCs w:val="18"/>
-        </w:rPr>
-      </w:pPr>
-      <w:r>
-        <w:rPr>
-          <w:rFonts w:ascii="Arial" w:hAnsi="Arial" w:cs="Arial"/>
-          <w:sz w:val="18"/>
-          <w:szCs w:val="18"/>
-        </w:rPr>
-        <w:t>Integrációs teszt</w:t>
-      </w:r>
-    </w:p>
-    <w:p>
-      <w:pPr>
-        <w:pStyle w:val="Listaszerbekezds"/>
-        <w:numPr>
-          <w:ilvl w:val="0"/>
-          <w:numId w:val="13"/>
-        </w:numPr>
-        <w:spacing w:after="120" w:line="240" w:lineRule="auto"/>
-        <w:rPr>
-          <w:rFonts w:ascii="Arial" w:hAnsi="Arial" w:cs="Arial"/>
-          <w:sz w:val="18"/>
-          <w:szCs w:val="18"/>
-        </w:rPr>
-      </w:pPr>
-      <w:r>
-        <w:rPr>
-          <w:rFonts w:ascii="Arial" w:hAnsi="Arial" w:cs="Arial"/>
-          <w:sz w:val="18"/>
-          <w:szCs w:val="18"/>
-        </w:rPr>
-        <w:t>Rendszerteszt</w:t>
-      </w:r>
-    </w:p>
-    <w:p>
-      <w:pPr>
-        <w:pStyle w:val="Listaszerbekezds"/>
-        <w:numPr>
-          <w:ilvl w:val="0"/>
-          <w:numId w:val="13"/>
-        </w:numPr>
-        <w:spacing w:after="120" w:line="240" w:lineRule="auto"/>
-        <w:rPr>
-          <w:rFonts w:ascii="Arial" w:hAnsi="Arial" w:cs="Arial"/>
-          <w:sz w:val="18"/>
-          <w:szCs w:val="18"/>
-        </w:rPr>
-      </w:pPr>
-      <w:r>
-        <w:rPr>
-          <w:rFonts w:ascii="Arial" w:hAnsi="Arial" w:cs="Arial"/>
-          <w:sz w:val="18"/>
-          <w:szCs w:val="18"/>
-        </w:rPr>
-        <w:t>Felhasználói átvételi teszt</w:t>
-      </w:r>
+        <w:spacing w:after="120" w:line="240" w:lineRule="auto"/>
+        <w:rPr>
+          <w:rFonts w:ascii="Arial" w:hAnsi="Arial" w:cs="Arial"/>
+          <w:sz w:val="18"/>
+          <w:szCs w:val="18"/>
+        </w:rPr>
+      </w:pPr>
     </w:p>
     <w:p>
       <w:pPr>
@@ -3710,7 +4789,7 @@
 </file>
 
 <file path=word/numbering.xml><?xml version="1.0" encoding="utf-8"?>
-<w:numbering xmlns:wpc="http://schemas.microsoft.com/office/word/2010/wordprocessingCanvas" xmlns:cx="http://schemas.microsoft.com/office/drawing/2014/chartex" xmlns:cx1="http://schemas.microsoft.com/office/drawing/2015/9/8/chartex" xmlns:cx2="http://schemas.microsoft.com/office/drawing/2015/10/21/chartex" xmlns:cx3="http://schemas.microsoft.com/office/drawing/2016/5/9/chartex" xmlns:cx4="http://schemas.microsoft.com/office/drawing/2016/5/10/chartex" xmlns:cx5="http://schemas.microsoft.com/office/drawing/2016/5/11/chartex" xmlns:cx6="http://schemas.microsoft.com/office/drawing/2016/5/12/chartex" xmlns:cx7="http://schemas.microsoft.com/office/drawing/2016/5/13/chartex" xmlns:cx8="http://schemas.microsoft.com/office/drawing/2016/5/14/chartex" xmlns:mc="http://schemas.openxmlformats.org/markup-compatibility/2006" xmlns:aink="http://schemas.microsoft.com/office/drawing/2016/ink" xmlns:am3d="http://schemas.microsoft.com/office/drawing/2017/model3d" xmlns:o="urn:schemas-microsoft-com:office:office" xmlns:oel="http://schemas.microsoft.com/office/2019/extlst" xmlns:r="http://schemas.openxmlformats.org/officeDocument/2006/relationships" xmlns:m="http://schemas.openxmlformats.org/officeDocument/2006/math" xmlns:v="urn:schemas-microsoft-com:vml" xmlns:wp14="http://schemas.microsoft.com/office/word/2010/wordprocessingDrawing" xmlns:wp="http://schemas.openxmlformats.org/drawingml/2006/wordprocessingDrawing" xmlns:w10="urn:schemas-microsoft-com:office:word" xmlns:w="http://schemas.openxmlformats.org/wordprocessingml/2006/main" xmlns:w14="http://schemas.microsoft.com/office/word/2010/wordml" xmlns:w15="http://schemas.microsoft.com/office/word/2012/wordml" xmlns:w16cex="http://schemas.microsoft.com/office/word/2018/wordml/cex" xmlns:w16cid="http://schemas.microsoft.com/office/word/2016/wordml/cid" xmlns:w16="http://schemas.microsoft.com/office/word/2018/wordml" xmlns:w16du="http://schemas.microsoft.com/office/word/2023/wordml/word16du" xmlns:w16sdtdh="http://schemas.microsoft.com/office/word/2020/wordml/sdtdatahash" xmlns:w16sdtfl="http://schemas.microsoft.com/office/word/2024/wordml/sdtformatlock" xmlns:w16se="http://schemas.microsoft.com/office/word/2015/wordml/symex" xmlns:wpg="http://schemas.microsoft.com/office/word/2010/wordprocessingGroup" xmlns:wpi="http://schemas.microsoft.com/office/word/2010/wordprocessingInk" xmlns:wne="http://schemas.microsoft.com/office/word/2006/wordml" xmlns:wps="http://schemas.microsoft.com/office/word/2010/wordprocessingShape" mc:Ignorable="w14 w15 w16se w16cid w16 w16cex w16sdtdh w16sdtfl w16du wp14">
+<w:numbering xmlns:wpc="http://schemas.microsoft.com/office/word/2010/wordprocessingCanvas" xmlns:cx="http://schemas.microsoft.com/office/drawing/2014/chartex" xmlns:cx1="http://schemas.microsoft.com/office/drawing/2015/9/8/chartex" xmlns:cx2="http://schemas.microsoft.com/office/drawing/2015/10/21/chartex" xmlns:cx3="http://schemas.microsoft.com/office/drawing/2016/5/9/chartex" xmlns:cx4="http://schemas.microsoft.com/office/drawing/2016/5/10/chartex" xmlns:cx5="http://schemas.microsoft.com/office/drawing/2016/5/11/chartex" xmlns:cx6="http://schemas.microsoft.com/office/drawing/2016/5/12/chartex" xmlns:cx7="http://schemas.microsoft.com/office/drawing/2016/5/13/chartex" xmlns:cx8="http://schemas.microsoft.com/office/drawing/2016/5/14/chartex" xmlns:mc="http://schemas.openxmlformats.org/markup-compatibility/2006" xmlns:aink="http://schemas.microsoft.com/office/drawing/2016/ink" xmlns:am3d="http://schemas.microsoft.com/office/drawing/2017/model3d" xmlns:o="urn:schemas-microsoft-com:office:office" xmlns:r="http://schemas.openxmlformats.org/officeDocument/2006/relationships" xmlns:m="http://schemas.openxmlformats.org/officeDocument/2006/math" xmlns:v="urn:schemas-microsoft-com:vml" xmlns:wp14="http://schemas.microsoft.com/office/word/2010/wordprocessingDrawing" xmlns:wp="http://schemas.openxmlformats.org/drawingml/2006/wordprocessingDrawing" xmlns:w10="urn:schemas-microsoft-com:office:word" xmlns:w="http://schemas.openxmlformats.org/wordprocessingml/2006/main" xmlns:w14="http://schemas.microsoft.com/office/word/2010/wordml" xmlns:w15="http://schemas.microsoft.com/office/word/2012/wordml" xmlns:w16cex="http://schemas.microsoft.com/office/word/2018/wordml/cex" xmlns:w16cid="http://schemas.microsoft.com/office/word/2016/wordml/cid" xmlns:w16="http://schemas.microsoft.com/office/word/2018/wordml" xmlns:w16sdtdh="http://schemas.microsoft.com/office/word/2020/wordml/sdtdatahash" xmlns:w16se="http://schemas.microsoft.com/office/word/2015/wordml/symex" xmlns:wpg="http://schemas.microsoft.com/office/word/2010/wordprocessingGroup" xmlns:wpi="http://schemas.microsoft.com/office/word/2010/wordprocessingInk" xmlns:wne="http://schemas.microsoft.com/office/word/2006/wordml" xmlns:wps="http://schemas.microsoft.com/office/word/2010/wordprocessingShape" mc:Ignorable="w14 w15 w16se w16cid w16 w16cex w16sdtdh wp14">
   <w:abstractNum w:abstractNumId="0" w15:restartNumberingAfterBreak="0">
     <w:nsid w:val="06447F86"/>
     <w:multiLevelType w:val="hybridMultilevel"/>
@@ -4910,50 +5989,50 @@
       </w:pPr>
     </w:lvl>
   </w:abstractNum>
-  <w:num w:numId="1" w16cid:durableId="1702970316">
+  <w:num w:numId="1">
     <w:abstractNumId w:val="5"/>
   </w:num>
-  <w:num w:numId="2" w16cid:durableId="1523392978">
+  <w:num w:numId="2">
     <w:abstractNumId w:val="7"/>
   </w:num>
-  <w:num w:numId="3" w16cid:durableId="1050769566">
+  <w:num w:numId="3">
     <w:abstractNumId w:val="2"/>
   </w:num>
-  <w:num w:numId="4" w16cid:durableId="785543410">
+  <w:num w:numId="4">
     <w:abstractNumId w:val="6"/>
   </w:num>
-  <w:num w:numId="5" w16cid:durableId="308831608">
+  <w:num w:numId="5">
     <w:abstractNumId w:val="1"/>
   </w:num>
-  <w:num w:numId="6" w16cid:durableId="1563368040">
+  <w:num w:numId="6">
     <w:abstractNumId w:val="11"/>
   </w:num>
-  <w:num w:numId="7" w16cid:durableId="1989050306">
+  <w:num w:numId="7">
     <w:abstractNumId w:val="12"/>
   </w:num>
-  <w:num w:numId="8" w16cid:durableId="1596355915">
+  <w:num w:numId="8">
     <w:abstractNumId w:val="0"/>
   </w:num>
-  <w:num w:numId="9" w16cid:durableId="333608898">
+  <w:num w:numId="9">
     <w:abstractNumId w:val="3"/>
   </w:num>
-  <w:num w:numId="10" w16cid:durableId="1734739064">
+  <w:num w:numId="10">
     <w:abstractNumId w:val="4"/>
   </w:num>
-  <w:num w:numId="11" w16cid:durableId="2107648871">
+  <w:num w:numId="11">
     <w:abstractNumId w:val="10"/>
   </w:num>
-  <w:num w:numId="12" w16cid:durableId="164437078">
+  <w:num w:numId="12">
     <w:abstractNumId w:val="9"/>
   </w:num>
-  <w:num w:numId="13" w16cid:durableId="1586300398">
+  <w:num w:numId="13">
     <w:abstractNumId w:val="8"/>
   </w:num>
 </w:numbering>
 </file>
 
 <file path=word/styles.xml><?xml version="1.0" encoding="utf-8"?>
-<w:styles xmlns:mc="http://schemas.openxmlformats.org/markup-compatibility/2006" xmlns:r="http://schemas.openxmlformats.org/officeDocument/2006/relationships" xmlns:w="http://schemas.openxmlformats.org/wordprocessingml/2006/main" xmlns:w14="http://schemas.microsoft.com/office/word/2010/wordml" xmlns:w15="http://schemas.microsoft.com/office/word/2012/wordml" xmlns:w16cex="http://schemas.microsoft.com/office/word/2018/wordml/cex" xmlns:w16cid="http://schemas.microsoft.com/office/word/2016/wordml/cid" xmlns:w16="http://schemas.microsoft.com/office/word/2018/wordml" xmlns:w16du="http://schemas.microsoft.com/office/word/2023/wordml/word16du" xmlns:w16sdtdh="http://schemas.microsoft.com/office/word/2020/wordml/sdtdatahash" xmlns:w16sdtfl="http://schemas.microsoft.com/office/word/2024/wordml/sdtformatlock" xmlns:w16se="http://schemas.microsoft.com/office/word/2015/wordml/symex" mc:Ignorable="w14 w15 w16se w16cid w16 w16cex w16sdtdh w16sdtfl w16du">
+<w:styles xmlns:mc="http://schemas.openxmlformats.org/markup-compatibility/2006" xmlns:r="http://schemas.openxmlformats.org/officeDocument/2006/relationships" xmlns:w="http://schemas.openxmlformats.org/wordprocessingml/2006/main" xmlns:w14="http://schemas.microsoft.com/office/word/2010/wordml" xmlns:w15="http://schemas.microsoft.com/office/word/2012/wordml" xmlns:w16cex="http://schemas.microsoft.com/office/word/2018/wordml/cex" xmlns:w16cid="http://schemas.microsoft.com/office/word/2016/wordml/cid" xmlns:w16="http://schemas.microsoft.com/office/word/2018/wordml" xmlns:w16sdtdh="http://schemas.microsoft.com/office/word/2020/wordml/sdtdatahash" xmlns:w16se="http://schemas.microsoft.com/office/word/2015/wordml/symex" mc:Ignorable="w14 w15 w16se w16cid w16 w16cex w16sdtdh">
   <w:docDefaults>
     <w:rPrDefault>
       <w:rPr>
